--- a/task07-claude-code-rfp-agent/outputs/runs/run-01-baseline/proposal-acme-corp-2026-07-06.docx
+++ b/task07-claude-code-rfp-agent/outputs/runs/run-01-baseline/proposal-acme-corp-2026-07-06.docx
@@ -2,13 +2,13 @@
 <file path=word/document.xml><?xml version="1.0" encoding="utf-8"?>
 <w:document xmlns:w="http://schemas.openxmlformats.org/wordprocessingml/2006/main" xmlns:m="http://schemas.openxmlformats.org/officeDocument/2006/math" xmlns:r="http://schemas.openxmlformats.org/officeDocument/2006/relationships" xmlns:o="urn:schemas-microsoft-com:office:office" xmlns:v="urn:schemas-microsoft-com:vml" xmlns:w10="urn:schemas-microsoft-com:office:word" xmlns:a="http://schemas.openxmlformats.org/drawingml/2006/main" xmlns:pic="http://schemas.openxmlformats.org/drawingml/2006/picture" xmlns:wp="http://schemas.openxmlformats.org/drawingml/2006/wordprocessingDrawing">
   <w:body>
-    <w:bookmarkStart w:id="23" w:name="X7dc080826c5477d2275b365b980ef1f523523b4"/>
+    <w:bookmarkStart w:id="23" w:name="X735c8a207f2ba9bb852729c43cb349cde6ddef8"/>
     <w:p>
       <w:pPr>
         <w:pStyle w:val="Heading1"/>
       </w:pPr>
       <w:r>
-        <w:t xml:space="preserve">Proposal for Acme Corp Enterprise Data Platform</w:t>
+        <w:t xml:space="preserve">Proposal: Enterprise Data Platform for Acme Corp</w:t>
       </w:r>
     </w:p>
     <w:p>
@@ -26,7 +26,7 @@
         <w:t xml:space="preserve"> </w:t>
       </w:r>
       <w:r>
-        <w:t xml:space="preserve">Sarah Chen, VP Procurement / Marcus Webb, Chief Data Officer — Acme Corp</w:t>
+        <w:t xml:space="preserve">Acme Corp, Procurement Office (Sarah Chen, VP Procurement; Marcus Webb, Chief Data Officer)</w:t>
       </w:r>
       <w:r>
         <w:t xml:space="preserve"> </w:t>
@@ -74,7 +74,7 @@
         <w:t xml:space="preserve"> </w:t>
       </w:r>
       <w:r>
-        <w:t xml:space="preserve">RFP issued 2026-05-12, response due 2026-05-26</w:t>
+        <w:t xml:space="preserve">RFP issued 2026-05-12</w:t>
       </w:r>
     </w:p>
     <w:p>
@@ -98,7 +98,7 @@
         <w:pStyle w:val="FirstParagraph"/>
       </w:pPr>
       <w:r>
-        <w:t xml:space="preserve">Acme Corp is replacing a patchwork of on-premises Teradata warehouses and ad-hoc cloud analytics with a single enterprise data platform that can carry real-time IoT ingest, batch ETL, BI for 600 analysts, self-service prep for 150 data engineers, and a future predictive-maintenance ML program — all on a Microsoft/Azure-centric stack with EU/US data residency.</w:t>
+        <w:t xml:space="preserve">Acme Corp is replacing a patchwork of on-premises Teradata warehouses and ad-hoc cloud analytics with a single enterprise data platform capable of ingesting 80,000 events/second from 40,000 IoT devices, serving 600 BI analysts and executives on Power BI, and supporting 150 data engineers today — with predictive-maintenance ML pipelines on the near-term roadmap.</w:t>
       </w:r>
     </w:p>
     <w:p>
@@ -106,7 +106,7 @@
         <w:pStyle w:val="BodyText"/>
       </w:pPr>
       <w:r>
-        <w:t xml:space="preserve">BTS-Synthetic proposes our Enterprise-tier Lakehouse platform, deployed multi-region (EU primary, US East secondary), built on open formats (Delta, Iceberg, Parquet) so Acme is never locked into a proprietary table format. We are the only bidder that combines a purpose-built, DirectQuery-certified Power BI integration with real-time streaming ingest tested well beyond Acme’s peak load, and a governance model that enforces EU data residency at the table level.</w:t>
+        <w:t xml:space="preserve">BTS-Synthetic proposes our Enterprise Data Platform, a lakehouse built on open formats (Delta, Iceberg, Parquet) with native multi-region deployment across EU (primary) and US East (secondary), per-table data residency enforcement, and the most mature Power BI integration in our portfolio — including a dedicated DirectQuery adapter built specifically for high-concurrency analyst workloads like Acme’s.</w:t>
       </w:r>
     </w:p>
     <w:p>
@@ -114,33 +114,44 @@
         <w:pStyle w:val="BodyText"/>
       </w:pPr>
       <w:r>
-        <w:t xml:space="preserve">We can meet Acme’s functional and technical requirements in full. On commercial terms, we are close on most points and are transparent about the two or three places — most notably the 35% discount floor and uncapped liability — where we need to negotiate rather than simply accept, and we explain why. Section 6 (Risks &amp; Mitigations) lays these out plainly.</w:t>
+        <w:t xml:space="preserve">We are well matched to Acme’s scale and workload profile: our real-time ingest is tested to 250,000 events/second, more than 3x Acme’s peak requirement, and our 80+ connector library covers standard ETL sources out of the box. We have won comparable industrial/IoT deals on this exact combination of real-time performance and governance maturity (see §3, references).</w:t>
       </w:r>
     </w:p>
     <w:p>
       <w:pPr>
         <w:pStyle w:val="BodyText"/>
       </w:pPr>
+      <w:r>
+        <w:t xml:space="preserve">Two areas require open negotiation before signature:</w:t>
+      </w:r>
+      <w:r>
+        <w:t xml:space="preserve"> </w:t>
+      </w:r>
       <w:r>
         <w:rPr>
           <w:b/>
           <w:bCs/>
         </w:rPr>
-        <w:t xml:space="preserve">Headline commercial offer:</w:t>
-      </w:r>
-      <w:r>
-        <w:t xml:space="preserve"> </w:t>
-      </w:r>
-      <w:r>
-        <w:t xml:space="preserve">$720,000 effective annual fee (28% off a $1,000,000 list price), fixed with no escalators across the full 5-year horizon (3-year initial term + 2-year renewal), annual in advance, Net 60.</w:t>
-      </w:r>
-    </w:p>
-    <w:p>
-      <w:pPr>
-        <w:pStyle w:val="BodyText"/>
-      </w:pPr>
-      <w:r>
-        <w:t xml:space="preserve">We believe BTS-Synthetic is the lowest-execution-risk path off Teradata for a company of Acme’s profile, and we would welcome the chance to validate that with a scoped proof-of-concept ahead of contract signature.</w:t>
+        <w:t xml:space="preserve">discount depth</w:t>
+      </w:r>
+      <w:r>
+        <w:t xml:space="preserve"> </w:t>
+      </w:r>
+      <w:r>
+        <w:t xml:space="preserve">and</w:t>
+      </w:r>
+      <w:r>
+        <w:t xml:space="preserve"> </w:t>
+      </w:r>
+      <w:r>
+        <w:rPr>
+          <w:b/>
+          <w:bCs/>
+        </w:rPr>
+        <w:t xml:space="preserve">certain liability/termination terms</w:t>
+      </w:r>
+      <w:r>
+        <w:t xml:space="preserve">, both addressed transparently in §4 and §6. We would rather be direct about where we differ from the RFP’s initial terms than paper over gaps that surface later in the relationship.</w:t>
       </w:r>
     </w:p>
     <w:p>
@@ -151,13 +162,13 @@
       </w:r>
     </w:p>
     <w:bookmarkEnd w:id="9"/>
-    <w:bookmarkStart w:id="10" w:name="our-understanding-of-acmes-needs"/>
+    <w:bookmarkStart w:id="10" w:name="our-understanding-of-your-need"/>
     <w:p>
       <w:pPr>
         <w:pStyle w:val="Heading2"/>
       </w:pPr>
       <w:r>
-        <w:t xml:space="preserve">2. Our Understanding of Acme’s Needs</w:t>
+        <w:t xml:space="preserve">2. Our Understanding of Your Need</w:t>
       </w:r>
     </w:p>
     <w:p>
@@ -165,7 +176,7 @@
         <w:pStyle w:val="FirstParagraph"/>
       </w:pPr>
       <w:r>
-        <w:t xml:space="preserve">Acme is a $1.4B industrial IoT and sensor manufacturer running 18 countries’ worth of operations on a Microsoft/Azure stack, currently constrained by an aging on-premises Teradata estate being decommissioned through 2027. The RFP describes five concurrent workloads that the new platform must support without compromise:</w:t>
+        <w:t xml:space="preserve">Acme Corp is a $1.4B global industrial sensor and IoT manufacturer operating across 18 countries, with manufacturing in Mexico, Vietnam, and Romania and R&amp;D in Austin and Munich. You are a Microsoft/Azure shop decommissioning legacy Teradata warehouses through 2027, and you need a platform that can absorb:</w:t>
       </w:r>
     </w:p>
     <w:p>
@@ -187,7 +198,7 @@
         <w:t xml:space="preserve"> </w:t>
       </w:r>
       <w:r>
-        <w:t xml:space="preserve">from ~40,000 field IoT devices, peaking at 80,000 events/second.</w:t>
+        <w:t xml:space="preserve">from ~40,000 field IoT devices, peaking at 80,000 events/second</w:t>
       </w:r>
     </w:p>
     <w:p>
@@ -209,7 +220,7 @@
         <w:t xml:space="preserve"> </w:t>
       </w:r>
       <w:r>
-        <w:t xml:space="preserve">from 30+ internal systems.</w:t>
+        <w:t xml:space="preserve">from 30+ internal sources</w:t>
       </w:r>
     </w:p>
     <w:p>
@@ -231,7 +242,7 @@
         <w:t xml:space="preserve"> </w:t>
       </w:r>
       <w:r>
-        <w:t xml:space="preserve">for ~600 analysts and executives, with Power BI as a non-negotiable, native integration.</w:t>
+        <w:t xml:space="preserve">for ~600 analysts and executives, with Power BI as a non-negotiable, primary interface</w:t>
       </w:r>
     </w:p>
     <w:p>
@@ -253,7 +264,7 @@
         <w:t xml:space="preserve"> </w:t>
       </w:r>
       <w:r>
-        <w:t xml:space="preserve">for ~150 data engineers.</w:t>
+        <w:t xml:space="preserve">for ~150 data engineers</w:t>
       </w:r>
     </w:p>
     <w:p>
@@ -269,13 +280,76 @@
           <w:b/>
           <w:bCs/>
         </w:rPr>
-        <w:t xml:space="preserve">Machine learning pipelines</w:t>
-      </w:r>
-      <w:r>
-        <w:t xml:space="preserve"> </w:t>
-      </w:r>
-      <w:r>
-        <w:t xml:space="preserve">for predictive maintenance — planned, not yet active, but architecturally important to plan for now.</w:t>
+        <w:t xml:space="preserve">Predictive maintenance ML pipelines</w:t>
+      </w:r>
+      <w:r>
+        <w:t xml:space="preserve">, planned but not yet active</w:t>
+      </w:r>
+    </w:p>
+    <w:p>
+      <w:pPr>
+        <w:pStyle w:val="Compact"/>
+        <w:numPr>
+          <w:ilvl w:val="0"/>
+          <w:numId w:val="1001"/>
+        </w:numPr>
+      </w:pPr>
+      <w:r>
+        <w:rPr>
+          <w:b/>
+          <w:bCs/>
+        </w:rPr>
+        <w:t xml:space="preserve">~280 TB</w:t>
+      </w:r>
+      <w:r>
+        <w:t xml:space="preserve"> </w:t>
+      </w:r>
+      <w:r>
+        <w:t xml:space="preserve">of current data, growing ~12 TB/month</w:t>
+      </w:r>
+    </w:p>
+    <w:p>
+      <w:pPr>
+        <w:pStyle w:val="Compact"/>
+        <w:numPr>
+          <w:ilvl w:val="0"/>
+          <w:numId w:val="1001"/>
+        </w:numPr>
+      </w:pPr>
+      <w:r>
+        <w:rPr>
+          <w:b/>
+          <w:bCs/>
+        </w:rPr>
+        <w:t xml:space="preserve">Multi-region deployment</w:t>
+      </w:r>
+      <w:r>
+        <w:t xml:space="preserve"> </w:t>
+      </w:r>
+      <w:r>
+        <w:t xml:space="preserve">(EU primary, US East secondary) with EU customer data required to stay in the EU</w:t>
+      </w:r>
+    </w:p>
+    <w:p>
+      <w:pPr>
+        <w:pStyle w:val="Compact"/>
+        <w:numPr>
+          <w:ilvl w:val="0"/>
+          <w:numId w:val="1001"/>
+        </w:numPr>
+      </w:pPr>
+      <w:r>
+        <w:rPr>
+          <w:b/>
+          <w:bCs/>
+        </w:rPr>
+        <w:t xml:space="preserve">Lakehouse architecture</w:t>
+      </w:r>
+      <w:r>
+        <w:t xml:space="preserve"> </w:t>
+      </w:r>
+      <w:r>
+        <w:t xml:space="preserve">on open file formats, to avoid the vendor lock-in your Teradata migration is designed to escape</w:t>
       </w:r>
     </w:p>
     <w:p>
@@ -283,15 +357,7 @@
         <w:pStyle w:val="FirstParagraph"/>
       </w:pPr>
       <w:r>
-        <w:t xml:space="preserve">Scale requirements are significant but well inside modern lakehouse norms: ~280TB current volume, ~12TB/month growth, and multi-region deployment (EU primary, US East secondary) with a hard requirement that EU customer data never leaves the EU. Acme has also been explicit that it wants open file formats (Parquet, Delta, Iceberg) specifically to avoid the kind of vendor lock-in that made the Teradata migration necessary in the first place.</w:t>
-      </w:r>
-    </w:p>
-    <w:p>
-      <w:pPr>
-        <w:pStyle w:val="BodyText"/>
-      </w:pPr>
-      <w:r>
-        <w:t xml:space="preserve">Commercially, Acme is running a disciplined, procurement-led process: a 14-day RFP window, evaluation weighted 30% functional fit / 25% commercial terms / 20% five-year TCO / 15% implementation risk / 10% vendor stability and references, and a named field of competitors (Databricks, Snowflake, Microsoft Fabric, and one unnamed regional vendor). The commercial and contractual asks — 35%+ discount, 5-year price certainty, Net 90 payment, MFN pricing, uncapped breach liability, and unrestricted audit rights — read as an aggressive, well-informed procurement position, not an oversight. We’ve treated them as such rather than assuming they’re negotiable by default.</w:t>
+        <w:t xml:space="preserve">We also understand you are running a competitive process against Databricks, Snowflake, and Microsoft Fabric, and evaluating primarily on functional fit (30%), commercial terms (25%), 5-year TCO (20%), implementation risk (15%), and vendor stability/references (10%).</w:t>
       </w:r>
     </w:p>
     <w:p>
@@ -311,13 +377,13 @@
         <w:t xml:space="preserve">3. Why BTS-Synthetic Is the Right Fit</w:t>
       </w:r>
     </w:p>
-    <w:bookmarkStart w:id="11" w:name="functional-and-technical-fit"/>
+    <w:bookmarkStart w:id="11" w:name="technical-fit"/>
     <w:p>
       <w:pPr>
         <w:pStyle w:val="Heading3"/>
       </w:pPr>
       <w:r>
-        <w:t xml:space="preserve">3.1 Functional and technical fit</w:t>
+        <w:t xml:space="preserve">3.1 Technical fit</w:t>
       </w:r>
     </w:p>
     <w:tbl>
@@ -389,18 +455,18 @@
               <w:pStyle w:val="Compact"/>
             </w:pPr>
             <w:r>
-              <w:t xml:space="preserve">Native Kafka/Kinesis streaming, tested to 250K events/sec single-region</w:t>
-            </w:r>
-          </w:p>
-        </w:tc>
-        <w:tc>
-          <w:tcPr/>
-          <w:p>
-            <w:pPr>
-              <w:pStyle w:val="Compact"/>
-            </w:pPr>
-            <w:r>
-              <w:t xml:space="preserve">Strong — 3x headroom over peak</w:t>
+              <w:t xml:space="preserve">Native Kafka/Kinesis streaming, tested to 250K events/sec</w:t>
+            </w:r>
+          </w:p>
+        </w:tc>
+        <w:tc>
+          <w:tcPr/>
+          <w:p>
+            <w:pPr>
+              <w:pStyle w:val="Compact"/>
+            </w:pPr>
+            <w:r>
+              <w:t xml:space="preserve">Strong</w:t>
             </w:r>
           </w:p>
         </w:tc>
@@ -424,7 +490,7 @@
               <w:pStyle w:val="Compact"/>
             </w:pPr>
             <w:r>
-              <w:t xml:space="preserve">80+ out-of-the-box connectors (Salesforce, SAP, NetSuite, common DBs)</w:t>
+              <w:t xml:space="preserve">80+ out-of-box connectors, CDC via Debezium-compatible connectors</w:t>
             </w:r>
           </w:p>
         </w:tc>
@@ -448,29 +514,29 @@
               <w:pStyle w:val="Compact"/>
             </w:pPr>
             <w:r>
-              <w:t xml:space="preserve">Native Power BI, 600 users</w:t>
-            </w:r>
-          </w:p>
-        </w:tc>
-        <w:tc>
-          <w:tcPr/>
-          <w:p>
-            <w:pPr>
-              <w:pStyle w:val="Compact"/>
-            </w:pPr>
-            <w:r>
-              <w:t xml:space="preserve">Dedicated DirectQuery adapter — our most mature BI integration</w:t>
-            </w:r>
-          </w:p>
-        </w:tc>
-        <w:tc>
-          <w:tcPr/>
-          <w:p>
-            <w:pPr>
-              <w:pStyle w:val="Compact"/>
-            </w:pPr>
-            <w:r>
-              <w:t xml:space="preserve">Strong — a genuine differentiator</w:t>
+              <w:t xml:space="preserve">Power BI (non-negotiable)</w:t>
+            </w:r>
+          </w:p>
+        </w:tc>
+        <w:tc>
+          <w:tcPr/>
+          <w:p>
+            <w:pPr>
+              <w:pStyle w:val="Compact"/>
+            </w:pPr>
+            <w:r>
+              <w:t xml:space="preserve">Certified integration; dedicated DirectQuery adapter — our most mature BI integration</w:t>
+            </w:r>
+          </w:p>
+        </w:tc>
+        <w:tc>
+          <w:tcPr/>
+          <w:p>
+            <w:pPr>
+              <w:pStyle w:val="Compact"/>
+            </w:pPr>
+            <w:r>
+              <w:t xml:space="preserve">Strong</w:t>
             </w:r>
           </w:p>
         </w:tc>
@@ -518,29 +584,29 @@
               <w:pStyle w:val="Compact"/>
             </w:pPr>
             <w:r>
-              <w:t xml:space="preserve">ML pipelines for predictive maintenance</w:t>
-            </w:r>
-          </w:p>
-        </w:tc>
-        <w:tc>
-          <w:tcPr/>
-          <w:p>
-            <w:pPr>
-              <w:pStyle w:val="Compact"/>
-            </w:pPr>
-            <w:r>
-              <w:t xml:space="preserve">Model registry, feature store (offline + online), autoscaling model serving, bring-your-own-model</w:t>
-            </w:r>
-          </w:p>
-        </w:tc>
-        <w:tc>
-          <w:tcPr/>
-          <w:p>
-            <w:pPr>
-              <w:pStyle w:val="Compact"/>
-            </w:pPr>
-            <w:r>
-              <w:t xml:space="preserve">Strong — ready when the program activates</w:t>
+              <w:t xml:space="preserve">ML pipelines (predictive maintenance)</w:t>
+            </w:r>
+          </w:p>
+        </w:tc>
+        <w:tc>
+          <w:tcPr/>
+          <w:p>
+            <w:pPr>
+              <w:pStyle w:val="Compact"/>
+            </w:pPr>
+            <w:r>
+              <w:t xml:space="preserve">Model registry, feature store (offline + online), native autoscaling model serving</w:t>
+            </w:r>
+          </w:p>
+        </w:tc>
+        <w:tc>
+          <w:tcPr/>
+          <w:p>
+            <w:pPr>
+              <w:pStyle w:val="Compact"/>
+            </w:pPr>
+            <w:r>
+              <w:t xml:space="preserve">Strong</w:t>
             </w:r>
           </w:p>
         </w:tc>
@@ -564,7 +630,7 @@
               <w:pStyle w:val="Compact"/>
             </w:pPr>
             <w:r>
-              <w:t xml:space="preserve">Delta, Iceberg, Parquet natively; compute decoupled from storage</w:t>
+              <w:t xml:space="preserve">Native Delta, Iceberg, Parquet support; decoupled compute/storage</w:t>
             </w:r>
           </w:p>
         </w:tc>
@@ -588,18 +654,18 @@
               <w:pStyle w:val="Compact"/>
             </w:pPr>
             <w:r>
-              <w:t xml:space="preserve">Multi-region EU + US East, EU residency</w:t>
-            </w:r>
-          </w:p>
-        </w:tc>
-        <w:tc>
-          <w:tcPr/>
-          <w:p>
-            <w:pPr>
-              <w:pStyle w:val="Compact"/>
-            </w:pPr>
-            <w:r>
-              <w:t xml:space="preserve">Multi-cloud, multi-region; per-table residency pinning</w:t>
+              <w:t xml:space="preserve">Multi-region, EU/US</w:t>
+            </w:r>
+          </w:p>
+        </w:tc>
+        <w:tc>
+          <w:tcPr/>
+          <w:p>
+            <w:pPr>
+              <w:pStyle w:val="Compact"/>
+            </w:pPr>
+            <w:r>
+              <w:t xml:space="preserve">Multi-cloud, multi-region; per-table residency pinning enforces EU-only tables</w:t>
             </w:r>
           </w:p>
         </w:tc>
@@ -623,29 +689,29 @@
               <w:pStyle w:val="Compact"/>
             </w:pPr>
             <w:r>
-              <w:t xml:space="preserve">280TB volume, 12TB/month growth</w:t>
-            </w:r>
-          </w:p>
-        </w:tc>
-        <w:tc>
-          <w:tcPr/>
-          <w:p>
-            <w:pPr>
-              <w:pStyle w:val="Compact"/>
-            </w:pPr>
-            <w:r>
-              <w:t xml:space="preserve">Well within platform limits; SQL is sub-second on warmed caches up to 10TB — typical hot-data BI queries stay in this range, with cooler historical data served at standard lakehouse query latency</w:t>
-            </w:r>
-          </w:p>
-        </w:tc>
-        <w:tc>
-          <w:tcPr/>
-          <w:p>
-            <w:pPr>
-              <w:pStyle w:val="Compact"/>
-            </w:pPr>
-            <w:r>
-              <w:t xml:space="preserve">Good fit, with one honest caveat below</w:t>
+              <w:t xml:space="preserve">280 TB scale, 12 TB/mo growth</w:t>
+            </w:r>
+          </w:p>
+        </w:tc>
+        <w:tc>
+          <w:tcPr/>
+          <w:p>
+            <w:pPr>
+              <w:pStyle w:val="Compact"/>
+            </w:pPr>
+            <w:r>
+              <w:t xml:space="preserve">Well within proven deployment scale</w:t>
+            </w:r>
+          </w:p>
+        </w:tc>
+        <w:tc>
+          <w:tcPr/>
+          <w:p>
+            <w:pPr>
+              <w:pStyle w:val="Compact"/>
+            </w:pPr>
+            <w:r>
+              <w:t xml:space="preserve">Strong</w:t>
             </w:r>
           </w:p>
         </w:tc>
@@ -669,18 +735,18 @@
               <w:pStyle w:val="Compact"/>
             </w:pPr>
             <w:r>
-              <w:t xml:space="preserve">Available as a custom multi-region active-active add-on (our Enterprise base is 99.95%)</w:t>
-            </w:r>
-          </w:p>
-        </w:tc>
-        <w:tc>
-          <w:tcPr/>
-          <w:p>
-            <w:pPr>
-              <w:pStyle w:val="Compact"/>
-            </w:pPr>
-            <w:r>
-              <w:t xml:space="preserve">Achievable, priced as an add-on (see Section 4)</w:t>
+              <w:t xml:space="preserve">Our Enterprise tier ships at 99.95%; 99.99% is available as a custom active-active add-on (see §4)</w:t>
+            </w:r>
+          </w:p>
+        </w:tc>
+        <w:tc>
+          <w:tcPr/>
+          <w:p>
+            <w:pPr>
+              <w:pStyle w:val="Compact"/>
+            </w:pPr>
+            <w:r>
+              <w:t xml:space="preserve">Partial — addressed commercially</w:t>
             </w:r>
           </w:p>
         </w:tc>
@@ -691,27 +757,17 @@
         <w:pStyle w:val="BodyText"/>
       </w:pPr>
       <w:r>
-        <w:rPr>
-          <w:b/>
-          <w:bCs/>
-        </w:rPr>
-        <w:t xml:space="preserve">One caveat we’d rather flag than gloss over:</w:t>
-      </w:r>
-      <w:r>
-        <w:t xml:space="preserve"> </w:t>
-      </w:r>
-      <w:r>
-        <w:t xml:space="preserve">our sub-second SQL guarantee applies to warmed caches up to 10TB. Acme’s 280TB estate is comfortably supported by the platform overall, but if the majority of analyst queries routinely scan the full historical volume rather than recent/hot data, we’d want to validate query patterns during a PoC and potentially tune caching or partitioning strategy. This is a solvable design question, not a capability gap.</w:t>
+        <w:t xml:space="preserve">We are not the best-in-class option for sub-100ms streaming analytics or geospatial/graph workloads — neither of which appears in your stated requirements, so we do not consider this a gap for this engagement.</w:t>
       </w:r>
     </w:p>
     <w:bookmarkEnd w:id="11"/>
-    <w:bookmarkStart w:id="12" w:name="competitive-positioning"/>
+    <w:bookmarkStart w:id="12" w:name="positioning-against-the-field"/>
     <w:p>
       <w:pPr>
         <w:pStyle w:val="Heading3"/>
       </w:pPr>
       <w:r>
-        <w:t xml:space="preserve">3.2 Competitive positioning</w:t>
+        <w:t xml:space="preserve">3.2 Positioning against the field</w:t>
       </w:r>
     </w:p>
     <w:p>
@@ -719,7 +775,7 @@
         <w:pStyle w:val="FirstParagraph"/>
       </w:pPr>
       <w:r>
-        <w:t xml:space="preserve">Acme is also evaluating Databricks, Snowflake, and Microsoft Fabric — all three signals are present in this RFP (lakehouse/open-format language, heavy analyst/SQL emphasis, and a Microsoft-shop/Power BI-first stance), so we assume all three are genuinely in contention alongside the unnamed regional vendor.</w:t>
+        <w:t xml:space="preserve">You’ve named Databricks, Snowflake, and Microsoft Fabric as competing bidders. Briefly, on why we believe we win this specific evaluation:</w:t>
       </w:r>
     </w:p>
     <w:p>
@@ -735,13 +791,13 @@
           <w:b/>
           <w:bCs/>
         </w:rPr>
-        <w:t xml:space="preserve">vs. Databricks</w:t>
-      </w:r>
-      <w:r>
-        <w:t xml:space="preserve"> </w:t>
-      </w:r>
-      <w:r>
-        <w:t xml:space="preserve">— Databricks will pitch ML/AI breadth and Spark-native lakehouse performance, and we won’t out-engineer them there. Our angle is total cost of ownership: Databricks compute spend typically ramps faster than customers expect at Acme’s scale, and our BI/analyst tooling — the workload serving 600 of Acme’s users — is more mature than theirs. We’ve won this matchup before (Globex Manufacturing) on a 3-year TCO comparison run against the customer’s actual workload profile; we’d propose the same exercise here.</w:t>
+        <w:t xml:space="preserve">vs. Microsoft Fabric:</w:t>
+      </w:r>
+      <w:r>
+        <w:t xml:space="preserve"> </w:t>
+      </w:r>
+      <w:r>
+        <w:t xml:space="preserve">Fabric will look attractively priced if bundled with your existing E5 licensing, and it has native Azure/Power BI advantages we won’t dispute. But Fabric is an 18-month-old product still maturing core capabilities, and its all-in Azure model works against the multi-cloud optionality your Teradata exit is designed to preserve. Our real-time ingest performance and governance maturity are proven at your scale — we closed a directly comparable industrial IoT account against Fabric on exactly this basis.</w:t>
       </w:r>
     </w:p>
     <w:p>
@@ -757,13 +813,13 @@
           <w:b/>
           <w:bCs/>
         </w:rPr>
-        <w:t xml:space="preserve">vs. Snowflake</w:t>
-      </w:r>
-      <w:r>
-        <w:t xml:space="preserve"> </w:t>
-      </w:r>
-      <w:r>
-        <w:t xml:space="preserve">— Snowflake’s analyst experience is excellent and we won’t claim to beat it on day one. Our angle is workload breadth: Snowflake’s story is comparatively thin for real-time, semi-structured, and ML-native workloads, all of which are explicitly in Acme’s scope. We displaced Snowflake at Globex on exactly this basis.</w:t>
+        <w:t xml:space="preserve">vs. Databricks:</w:t>
+      </w:r>
+      <w:r>
+        <w:t xml:space="preserve"> </w:t>
+      </w:r>
+      <w:r>
+        <w:t xml:space="preserve">Databricks is strong on ML/AI breadth and large-scale engineering workloads, and we won’t out-engineer them on Spark internals. But 600 of your 750 platform users are analysts and executives, not engineers — our BI-first tooling and predictable total cost of ownership matter more to that population than Databricks’ engineering-centric strengths.</w:t>
       </w:r>
     </w:p>
     <w:p>
@@ -779,37 +835,23 @@
           <w:b/>
           <w:bCs/>
         </w:rPr>
-        <w:t xml:space="preserve">vs. Microsoft Fabric</w:t>
-      </w:r>
-      <w:r>
-        <w:t xml:space="preserve"> </w:t>
-      </w:r>
-      <w:r>
-        <w:t xml:space="preserve">— This is the matchup that matters most given Acme’s Azure-first posture. Fabric will look</w:t>
-      </w:r>
-      <w:r>
-        <w:t xml:space="preserve"> </w:t>
-      </w:r>
-      <w:r>
-        <w:t xml:space="preserve">“free”</w:t>
-      </w:r>
-      <w:r>
-        <w:t xml:space="preserve"> </w:t>
-      </w:r>
-      <w:r>
-        <w:t xml:space="preserve">bundled into an E5 license, and Fabric owns the Power BI relationship — we won’t contest that. Our angle is honest TCO (bundled licensing rarely stays free once implementation and consulting hours are counted) and platform maturity: we’ve been running lakehouse workloads in production for 8 years, Fabric for under 2. We won Initech Sensors — a very similar industrial IoT profile to Acme — directly against a Microsoft Fabric</w:t>
-      </w:r>
-      <w:r>
-        <w:t xml:space="preserve"> </w:t>
-      </w:r>
-      <w:r>
-        <w:t xml:space="preserve">“free with E5”</w:t>
-      </w:r>
-      <w:r>
-        <w:t xml:space="preserve"> </w:t>
-      </w:r>
-      <w:r>
-        <w:t xml:space="preserve">pitch, on real-time ingest performance and governance maturity Fabric couldn’t match.</w:t>
+        <w:t xml:space="preserve">vs. Snowflake:</w:t>
+      </w:r>
+      <w:r>
+        <w:t xml:space="preserve"> </w:t>
+      </w:r>
+      <w:r>
+        <w:t xml:space="preserve">Snowflake’s analyst experience is excellent, but it is weaker on real-time and semi-structured ingest — exactly the workload your 40,000-device IoT fleet generates. We also offer a more native ML story for your planned predictive-maintenance pipelines.</w:t>
+      </w:r>
+    </w:p>
+    <w:bookmarkEnd w:id="12"/>
+    <w:bookmarkStart w:id="13" w:name="references"/>
+    <w:p>
+      <w:pPr>
+        <w:pStyle w:val="Heading3"/>
+      </w:pPr>
+      <w:r>
+        <w:t xml:space="preserve">3.3 References</w:t>
       </w:r>
     </w:p>
     <w:p>
@@ -817,35 +859,7 @@
         <w:pStyle w:val="FirstParagraph"/>
       </w:pPr>
       <w:r>
-        <w:rPr>
-          <w:b/>
-          <w:bCs/>
-        </w:rPr>
-        <w:t xml:space="preserve">Bottom line:</w:t>
-      </w:r>
-      <w:r>
-        <w:t xml:space="preserve"> </w:t>
-      </w:r>
-      <w:r>
-        <w:t xml:space="preserve">our best opening move is a head-to-head 3-year TCO model built on Acme’s actual workload numbers (280TB, 80K events/sec, 600 BI seats), not a list-price comparison — that is where we have beaten this exact field of competitors before.</w:t>
-      </w:r>
-    </w:p>
-    <w:bookmarkEnd w:id="12"/>
-    <w:bookmarkStart w:id="13" w:name="relevant-track-record"/>
-    <w:p>
-      <w:pPr>
-        <w:pStyle w:val="Heading3"/>
-      </w:pPr>
-      <w:r>
-        <w:t xml:space="preserve">3.3 Relevant track record</w:t>
-      </w:r>
-    </w:p>
-    <w:p>
-      <w:pPr>
-        <w:pStyle w:val="FirstParagraph"/>
-      </w:pPr>
-      <w:r>
-        <w:t xml:space="preserve">Three reference-quality deals map closely to Acme’s profile:</w:t>
+        <w:t xml:space="preserve">Three comparable accounts, available for reference calls:</w:t>
       </w:r>
     </w:p>
     <w:p>
@@ -867,7 +881,19 @@
         <w:t xml:space="preserve"> </w:t>
       </w:r>
       <w:r>
-        <w:t xml:space="preserve">(Industrial/IoT, $420K/year, Net 60, 15% discount) — closest analog to Acme. Won against Microsoft Fabric on real-time ingest and governance.</w:t>
+        <w:t xml:space="preserve">(Industrial/IoT) — closed 2025-11-22. Directly comparable profile to Acme: won on real-time ingest performance and governance maturity, against Microsoft Fabric’s</w:t>
+      </w:r>
+      <w:r>
+        <w:t xml:space="preserve"> </w:t>
+      </w:r>
+      <w:r>
+        <w:t xml:space="preserve">“free with E5”</w:t>
+      </w:r>
+      <w:r>
+        <w:t xml:space="preserve"> </w:t>
+      </w:r>
+      <w:r>
+        <w:t xml:space="preserve">pitch.</w:t>
       </w:r>
     </w:p>
     <w:p>
@@ -889,7 +915,7 @@
         <w:t xml:space="preserve"> </w:t>
       </w:r>
       <w:r>
-        <w:t xml:space="preserve">(Industrial, $580K/year, 18% discount) — won a Snowflake/Databricks bake-off on 3-year TCO with a heavy unstructured-data profile.</w:t>
+        <w:t xml:space="preserve">(Industrial/Manufacturing) — closed 2025-09-14. Won on a 3-year TCO comparison run at their actual (heavy-unstructured) workload profile against a Snowflake-leaning shortlist.</w:t>
       </w:r>
     </w:p>
     <w:p>
@@ -905,13 +931,13 @@
           <w:b/>
           <w:bCs/>
         </w:rPr>
-        <w:t xml:space="preserve">Stark Industries</w:t>
-      </w:r>
-      <w:r>
-        <w:t xml:space="preserve"> </w:t>
-      </w:r>
-      <w:r>
-        <w:t xml:space="preserve">(regulated/defence, $1.1M/year, 28% discount, 5-year term) — closest analog on deal size and IP posture; Stark also demanded full IP assignment and we resolved it with a license-back model, described in Section 5 below.</w:t>
+        <w:t xml:space="preserve">Wayne Manufacturing</w:t>
+      </w:r>
+      <w:r>
+        <w:t xml:space="preserve"> </w:t>
+      </w:r>
+      <w:r>
+        <w:t xml:space="preserve">(Industrial) — closed 2026-03-05. Started as a 90-day PoC with fee credited into Year 1; signed a reference customer agreement, and can speak to implementation experience.</w:t>
       </w:r>
     </w:p>
     <w:p>
@@ -923,7 +949,7 @@
     </w:p>
     <w:bookmarkEnd w:id="13"/>
     <w:bookmarkEnd w:id="14"/>
-    <w:bookmarkStart w:id="18" w:name="commercial-proposal"/>
+    <w:bookmarkStart w:id="20" w:name="commercial-proposal"/>
     <w:p>
       <w:pPr>
         <w:pStyle w:val="Heading2"/>
@@ -932,13 +958,21 @@
         <w:t xml:space="preserve">4. Commercial Proposal</w:t>
       </w:r>
     </w:p>
-    <w:bookmarkStart w:id="15" w:name="pricing-5-year-transparency-as-requested"/>
+    <w:p>
+      <w:pPr>
+        <w:pStyle w:val="FirstParagraph"/>
+      </w:pPr>
+      <w:r>
+        <w:t xml:space="preserve">Per your request for full 5-year pricing transparency:</w:t>
+      </w:r>
+    </w:p>
+    <w:bookmarkStart w:id="15" w:name="list-pricing"/>
     <w:p>
       <w:pPr>
         <w:pStyle w:val="Heading3"/>
       </w:pPr>
       <w:r>
-        <w:t xml:space="preserve">4.1 Pricing (5-year transparency, as requested)</w:t>
+        <w:t xml:space="preserve">4.1 List pricing</w:t>
       </w:r>
     </w:p>
     <w:tbl>
@@ -987,7 +1021,7 @@
               <w:pStyle w:val="Compact"/>
             </w:pPr>
             <w:r>
-              <w:t xml:space="preserve">Enterprise tier (unlimited ingest/users, 24/7 support, dedicated CSM)</w:t>
+              <w:t xml:space="preserve">Enterprise tier (unlimited ingest/users, 24/7 support, 99.95% SLA, dedicated CSM)</w:t>
             </w:r>
           </w:p>
         </w:tc>
@@ -1011,7 +1045,7 @@
               <w:pStyle w:val="Compact"/>
             </w:pPr>
             <w:r>
-              <w:t xml:space="preserve">99.99% uptime add-on (multi-region active-active architecture)</w:t>
+              <w:t xml:space="preserve">99.99% uptime add-on (custom active-active architecture)</w:t>
             </w:r>
           </w:p>
         </w:tc>
@@ -1023,30 +1057,6 @@
             </w:pPr>
             <w:r>
               <w:t xml:space="preserve">$100,000</w:t>
-            </w:r>
-          </w:p>
-        </w:tc>
-      </w:tr>
-      <w:tr>
-        <w:tc>
-          <w:tcPr/>
-          <w:p>
-            <w:pPr>
-              <w:pStyle w:val="Compact"/>
-            </w:pPr>
-            <w:r>
-              <w:t xml:space="preserve">Scale &amp; governance premium (40K-device ingest fleet, 600 BI seats, 150 engineer seats, EU/US per-table residency enforcement)</w:t>
-            </w:r>
-          </w:p>
-        </w:tc>
-        <w:tc>
-          <w:tcPr/>
-          <w:p>
-            <w:pPr>
-              <w:pStyle w:val="Compact"/>
-            </w:pPr>
-            <w:r>
-              <w:t xml:space="preserve">$180,000</w:t>
             </w:r>
           </w:p>
         </w:tc>
@@ -1063,7 +1073,7 @@
                 <w:b/>
                 <w:bCs/>
               </w:rPr>
-              <w:t xml:space="preserve">Total annual list price</w:t>
+              <w:t xml:space="preserve">Total annual list</w:t>
             </w:r>
           </w:p>
         </w:tc>
@@ -1078,222 +1088,28 @@
                 <w:b/>
                 <w:bCs/>
               </w:rPr>
-              <w:t xml:space="preserve">$1,000,000</w:t>
+              <w:t xml:space="preserve">$820,000</w:t>
             </w:r>
           </w:p>
         </w:tc>
       </w:tr>
     </w:tbl>
-    <w:p/>
-    <w:tbl>
-      <w:tblPr>
-        <w:tblStyle w:val="Table"/>
-        <w:tblW w:type="pct" w:w="5000"/>
-        <w:tblLayout w:type="fixed"/>
-        <w:tblLook w:firstRow="1" w:lastRow="0" w:firstColumn="0" w:lastColumn="0" w:noHBand="0" w:noVBand="0" w:val="0020"/>
-      </w:tblPr>
-      <w:tblGrid>
-        <w:gridCol w:w="1980"/>
-        <w:gridCol w:w="1980"/>
-        <w:gridCol w:w="1980"/>
-        <w:gridCol w:w="1980"/>
-      </w:tblGrid>
-      <w:tr>
-        <w:trPr>
-          <w:tblHeader w:val="on"/>
-        </w:trPr>
-        <w:tc>
-          <w:tcPr/>
-          <w:p>
-            <w:pPr>
-              <w:pStyle w:val="Compact"/>
-            </w:pPr>
-            <w:r>
-              <w:t xml:space="preserve">Term</w:t>
-            </w:r>
-          </w:p>
-        </w:tc>
-        <w:tc>
-          <w:tcPr/>
-          <w:p>
-            <w:pPr>
-              <w:pStyle w:val="Compact"/>
-            </w:pPr>
-            <w:r>
-              <w:t xml:space="preserve">Discount</w:t>
-            </w:r>
-          </w:p>
-        </w:tc>
-        <w:tc>
-          <w:tcPr/>
-          <w:p>
-            <w:pPr>
-              <w:pStyle w:val="Compact"/>
-            </w:pPr>
-            <w:r>
-              <w:t xml:space="preserve">Effective annual fee</w:t>
-            </w:r>
-          </w:p>
-        </w:tc>
-        <w:tc>
-          <w:tcPr/>
-          <w:p>
-            <w:pPr>
-              <w:pStyle w:val="Compact"/>
-            </w:pPr>
-            <w:r>
-              <w:t xml:space="preserve">Total for period</w:t>
-            </w:r>
-          </w:p>
-        </w:tc>
-      </w:tr>
-      <w:tr>
-        <w:tc>
-          <w:tcPr/>
-          <w:p>
-            <w:pPr>
-              <w:pStyle w:val="Compact"/>
-            </w:pPr>
-            <w:r>
-              <w:t xml:space="preserve">Years 1–3 (initial term)</w:t>
-            </w:r>
-          </w:p>
-        </w:tc>
-        <w:tc>
-          <w:tcPr/>
-          <w:p>
-            <w:pPr>
-              <w:pStyle w:val="Compact"/>
-            </w:pPr>
-            <w:r>
-              <w:t xml:space="preserve">28%</w:t>
-            </w:r>
-          </w:p>
-        </w:tc>
-        <w:tc>
-          <w:tcPr/>
-          <w:p>
-            <w:pPr>
-              <w:pStyle w:val="Compact"/>
-            </w:pPr>
-            <w:r>
-              <w:t xml:space="preserve">$720,000</w:t>
-            </w:r>
-          </w:p>
-        </w:tc>
-        <w:tc>
-          <w:tcPr/>
-          <w:p>
-            <w:pPr>
-              <w:pStyle w:val="Compact"/>
-            </w:pPr>
-            <w:r>
-              <w:t xml:space="preserve">$2,160,000</w:t>
-            </w:r>
-          </w:p>
-        </w:tc>
-      </w:tr>
-      <w:tr>
-        <w:tc>
-          <w:tcPr/>
-          <w:p>
-            <w:pPr>
-              <w:pStyle w:val="Compact"/>
-            </w:pPr>
-            <w:r>
-              <w:t xml:space="preserve">Years 4–5 (renewal option)</w:t>
-            </w:r>
-          </w:p>
-        </w:tc>
-        <w:tc>
-          <w:tcPr/>
-          <w:p>
-            <w:pPr>
-              <w:pStyle w:val="Compact"/>
-            </w:pPr>
-            <w:r>
-              <w:t xml:space="preserve">28% (same rate, fixed at signature)</w:t>
-            </w:r>
-          </w:p>
-        </w:tc>
-        <w:tc>
-          <w:tcPr/>
-          <w:p>
-            <w:pPr>
-              <w:pStyle w:val="Compact"/>
-            </w:pPr>
-            <w:r>
-              <w:t xml:space="preserve">$720,000</w:t>
-            </w:r>
-          </w:p>
-        </w:tc>
-        <w:tc>
-          <w:tcPr/>
-          <w:p>
-            <w:pPr>
-              <w:pStyle w:val="Compact"/>
-            </w:pPr>
-            <w:r>
-              <w:t xml:space="preserve">$1,440,000</w:t>
-            </w:r>
-          </w:p>
-        </w:tc>
-      </w:tr>
-      <w:tr>
-        <w:tc>
-          <w:tcPr/>
-          <w:p>
-            <w:pPr>
-              <w:pStyle w:val="Compact"/>
-            </w:pPr>
-            <w:r>
-              <w:rPr>
-                <w:b/>
-                <w:bCs/>
-              </w:rPr>
-              <w:t xml:space="preserve">Full 5-year horizon</w:t>
-            </w:r>
-          </w:p>
-        </w:tc>
-        <w:tc>
-          <w:tcPr/>
-          <w:p>
-            <w:pPr>
-              <w:pStyle w:val="Compact"/>
-            </w:pPr>
-          </w:p>
-        </w:tc>
-        <w:tc>
-          <w:tcPr/>
-          <w:p>
-            <w:pPr>
-              <w:pStyle w:val="Compact"/>
-            </w:pPr>
-          </w:p>
-        </w:tc>
-        <w:tc>
-          <w:tcPr/>
-          <w:p>
-            <w:pPr>
-              <w:pStyle w:val="Compact"/>
-            </w:pPr>
-            <w:r>
-              <w:rPr>
-                <w:b/>
-                <w:bCs/>
-              </w:rPr>
-              <w:t xml:space="preserve">$3,600,000</w:t>
-            </w:r>
-          </w:p>
-        </w:tc>
-      </w:tr>
-    </w:tbl>
-    <w:p>
-      <w:pPr>
-        <w:pStyle w:val="BodyText"/>
-      </w:pPr>
-      <w:r>
-        <w:t xml:space="preserve">This pricing is fixed at signature for the full five-year horizon with</w:t>
+    <w:bookmarkEnd w:id="15"/>
+    <w:bookmarkStart w:id="16" w:name="proposed-discount"/>
+    <w:p>
+      <w:pPr>
+        <w:pStyle w:val="Heading3"/>
+      </w:pPr>
+      <w:r>
+        <w:t xml:space="preserve">4.2 Proposed discount</w:t>
+      </w:r>
+    </w:p>
+    <w:p>
+      <w:pPr>
+        <w:pStyle w:val="FirstParagraph"/>
+      </w:pPr>
+      <w:r>
+        <w:t xml:space="preserve">Your RFP requires a minimum 35% discount from list. We want to be transparent rather than nominally agree and revisit later:</w:t>
       </w:r>
       <w:r>
         <w:t xml:space="preserve"> </w:t>
@@ -1303,48 +1119,13 @@
           <w:b/>
           <w:bCs/>
         </w:rPr>
-        <w:t xml:space="preserve">no escalators</w:t>
-      </w:r>
-      <w:r>
-        <w:t xml:space="preserve">, as requested, and includes a 10% volume true-up buffer at year-end so Acme is not exposed to overage charges for normal growth within that band.</w:t>
-      </w:r>
-    </w:p>
-    <w:p>
-      <w:pPr>
-        <w:pStyle w:val="BodyText"/>
-      </w:pPr>
+        <w:t xml:space="preserve">our standard discount governance caps out at 25% for a deal in this size band, even at our top</w:t>
+      </w:r>
       <w:r>
         <w:rPr>
           <w:b/>
           <w:bCs/>
         </w:rPr>
-        <w:t xml:space="preserve">On the 35% discount floor:</w:t>
-      </w:r>
-      <w:r>
-        <w:t xml:space="preserve"> </w:t>
-      </w:r>
-      <w:r>
-        <w:t xml:space="preserve">we cannot get to 35% off list. Our standard discount ceiling for a deal this size (&gt;$1M list, multi-year committed term) is 25%, and we are proposing 28% as a strategic exception that requires VP Sales approval — already in motion given Acme’s scale and reference potential. Getting further than 28-30% would mean cutting into margin in a way we don’t believe is sustainable, and pricing history suggests customers who forced us below that band (e.g., Pied Piper Data) were also the ones we ultimately lost or should have walked away from. We’d rather be direct about this now and win the deal on 5-year TCO — which is 20% of the evaluation weighting — than overpromise on the discount line and underdeliver on service quality later.</w:t>
-      </w:r>
-    </w:p>
-    <w:bookmarkEnd w:id="15"/>
-    <w:bookmarkStart w:id="16" w:name="payment-terms"/>
-    <w:p>
-      <w:pPr>
-        <w:pStyle w:val="Heading3"/>
-      </w:pPr>
-      <w:r>
-        <w:t xml:space="preserve">4.2 Payment terms</w:t>
-      </w:r>
-    </w:p>
-    <w:p>
-      <w:pPr>
-        <w:pStyle w:val="FirstParagraph"/>
-      </w:pPr>
-      <w:r>
-        <w:t xml:space="preserve">We propose</w:t>
-      </w:r>
-      <w:r>
         <w:t xml:space="preserve"> </w:t>
       </w:r>
       <w:r>
@@ -1352,57 +1133,81 @@
           <w:b/>
           <w:bCs/>
         </w:rPr>
-        <w:t xml:space="preserve">annual in advance, Net 60</w:t>
-      </w:r>
-      <w:r>
-        <w:t xml:space="preserve"> </w:t>
-      </w:r>
-      <w:r>
-        <w:t xml:space="preserve">— a concession from our Net 30 standard reflecting Acme’s scale and credit profile, but short of the requested Net 90. Net 90 on annual invoices creates a working-capital gap we’re not able to absorb at this contract size; Net 60 is the maximum extension we can offer without additional pricing adjustment.</w:t>
+        <w:t xml:space="preserve">“strategic”</w:t>
+      </w:r>
+      <w:r>
+        <w:rPr>
+          <w:b/>
+          <w:bCs/>
+        </w:rPr>
+        <w:t xml:space="preserve"> </w:t>
+      </w:r>
+      <w:r>
+        <w:rPr>
+          <w:b/>
+          <w:bCs/>
+        </w:rPr>
+        <w:t xml:space="preserve">tier</w:t>
+      </w:r>
+      <w:r>
+        <w:t xml:space="preserve"> </w:t>
+      </w:r>
+      <w:r>
+        <w:t xml:space="preserve">(which requires VP Sales sign-off and is reserved for multi-year commitments and reference-customer relationships — both of which Acme qualifies for).</w:t>
+      </w:r>
+    </w:p>
+    <w:p>
+      <w:pPr>
+        <w:pStyle w:val="BodyText"/>
+      </w:pPr>
+      <w:r>
+        <w:t xml:space="preserve">We are proposing</w:t>
+      </w:r>
+      <w:r>
+        <w:t xml:space="preserve"> </w:t>
+      </w:r>
+      <w:r>
+        <w:rPr>
+          <w:b/>
+          <w:bCs/>
+        </w:rPr>
+        <w:t xml:space="preserve">25% off list</w:t>
+      </w:r>
+      <w:r>
+        <w:t xml:space="preserve"> </w:t>
+      </w:r>
+      <w:r>
+        <w:t xml:space="preserve">($615,000/year) as our strategic offer, contingent on:</w:t>
+      </w:r>
+      <w:r>
+        <w:t xml:space="preserve"> </w:t>
+      </w:r>
+      <w:r>
+        <w:t xml:space="preserve">- A committed 3-year initial term (not just an option), and</w:t>
+      </w:r>
+      <w:r>
+        <w:t xml:space="preserve"> </w:t>
+      </w:r>
+      <w:r>
+        <w:t xml:space="preserve">- A signed reference customer agreement (as Wayne Manufacturing and others have done)</w:t>
+      </w:r>
+    </w:p>
+    <w:p>
+      <w:pPr>
+        <w:pStyle w:val="BodyText"/>
+      </w:pPr>
+      <w:r>
+        <w:t xml:space="preserve">This is 10 points short of your 35% floor. Rather than either walking away or agreeing to unsustainable pricing, we’d like to make the case on 5-year TCO: our transparent, all-in pricing (no per-connector fees, no compute-consumption surprises) has repeatedly beaten nominally cheaper competitors once real usage is modeled — this is exactly how we won the Globex and Initech accounts referenced above. We are happy to build a workload-specific TCO model against Databricks and Snowflake pricing if that would help your evaluation committee compare like-for-like on the 20%-weighted TCO criterion.</w:t>
       </w:r>
     </w:p>
     <w:bookmarkEnd w:id="16"/>
-    <w:bookmarkStart w:id="17" w:name="most-favoured-nation"/>
+    <w:bookmarkStart w:id="17" w:name="five-year-view"/>
     <w:p>
       <w:pPr>
         <w:pStyle w:val="Heading3"/>
       </w:pPr>
       <w:r>
-        <w:t xml:space="preserve">4.3 Most Favoured Nation</w:t>
-      </w:r>
-    </w:p>
-    <w:p>
-      <w:pPr>
-        <w:pStyle w:val="FirstParagraph"/>
-      </w:pPr>
-      <w:r>
-        <w:t xml:space="preserve">We are not able to offer an MFN warranty. This is a firm position across all our enterprise contracts, not something specific to Acme: our pricing reflects negotiated volume, term, and configuration for each customer, and an MFN clause would require us to track and reconcile pricing across our entire customer base indefinitely, which is operationally unworkable and would raise costs for everyone, Acme included. In place of MFN, we’re glad to share the discount-banding logic in Section 4.1 so Acme can see how this offer was constructed relative to deals of comparable size and term.</w:t>
-      </w:r>
-    </w:p>
-    <w:p>
-      <w:r>
-        <w:pict>
-          <v:rect style="width:0;height:1.5pt" o:hralign="center" o:hrstd="t" o:hr="t"/>
-        </w:pict>
-      </w:r>
-    </w:p>
-    <w:bookmarkEnd w:id="17"/>
-    <w:bookmarkEnd w:id="18"/>
-    <w:bookmarkStart w:id="19" w:name="contract-approach"/>
-    <w:p>
-      <w:pPr>
-        <w:pStyle w:val="Heading2"/>
-      </w:pPr>
-      <w:r>
-        <w:t xml:space="preserve">5. Contract Approach</w:t>
-      </w:r>
-    </w:p>
-    <w:p>
-      <w:pPr>
-        <w:pStyle w:val="FirstParagraph"/>
-      </w:pPr>
-      <w:r>
-        <w:t xml:space="preserve">Acme’s draft terms are, in several places, more aggressive than our standard paper. Rather than silently accept terms we can’t actually stand behind operationally, here is where we align and where we propose a counter-position:</w:t>
+        <w:t xml:space="preserve">4.3 Five-year view</w:t>
       </w:r>
     </w:p>
     <w:tbl>
@@ -1428,29 +1233,29 @@
               <w:pStyle w:val="Compact"/>
             </w:pPr>
             <w:r>
-              <w:t xml:space="preserve">Area</w:t>
-            </w:r>
-          </w:p>
-        </w:tc>
-        <w:tc>
-          <w:tcPr/>
-          <w:p>
-            <w:pPr>
-              <w:pStyle w:val="Compact"/>
-            </w:pPr>
-            <w:r>
-              <w:t xml:space="preserve">Acme’s ask</w:t>
-            </w:r>
-          </w:p>
-        </w:tc>
-        <w:tc>
-          <w:tcPr/>
-          <w:p>
-            <w:pPr>
-              <w:pStyle w:val="Compact"/>
-            </w:pPr>
-            <w:r>
-              <w:t xml:space="preserve">Our position</w:t>
+              <w:t xml:space="preserve">Year</w:t>
+            </w:r>
+          </w:p>
+        </w:tc>
+        <w:tc>
+          <w:tcPr/>
+          <w:p>
+            <w:pPr>
+              <w:pStyle w:val="Compact"/>
+            </w:pPr>
+            <w:r>
+              <w:t xml:space="preserve">Annual fee</w:t>
+            </w:r>
+          </w:p>
+        </w:tc>
+        <w:tc>
+          <w:tcPr/>
+          <w:p>
+            <w:pPr>
+              <w:pStyle w:val="Compact"/>
+            </w:pPr>
+            <w:r>
+              <w:t xml:space="preserve">Notes</w:t>
             </w:r>
           </w:p>
         </w:tc>
@@ -1463,29 +1268,29 @@
               <w:pStyle w:val="Compact"/>
             </w:pPr>
             <w:r>
-              <w:t xml:space="preserve">Liability for data breach</w:t>
-            </w:r>
-          </w:p>
-        </w:tc>
-        <w:tc>
-          <w:tcPr/>
-          <w:p>
-            <w:pPr>
-              <w:pStyle w:val="Compact"/>
-            </w:pPr>
-            <w:r>
-              <w:t xml:space="preserve">Uncapped, full indemnification</w:t>
-            </w:r>
-          </w:p>
-        </w:tc>
-        <w:tc>
-          <w:tcPr/>
-          <w:p>
-            <w:pPr>
-              <w:pStyle w:val="Compact"/>
-            </w:pPr>
-            <w:r>
-              <w:t xml:space="preserve">Capped at 24 months of fees paid, with carve-outs for gross negligence, willful misconduct, and IP infringement (uncapped for those carve-outs)</w:t>
+              <w:t xml:space="preserve">1–3</w:t>
+            </w:r>
+          </w:p>
+        </w:tc>
+        <w:tc>
+          <w:tcPr/>
+          <w:p>
+            <w:pPr>
+              <w:pStyle w:val="Compact"/>
+            </w:pPr>
+            <w:r>
+              <w:t xml:space="preserve">$615,000/year, fixed</w:t>
+            </w:r>
+          </w:p>
+        </w:tc>
+        <w:tc>
+          <w:tcPr/>
+          <w:p>
+            <w:pPr>
+              <w:pStyle w:val="Compact"/>
+            </w:pPr>
+            <w:r>
+              <w:t xml:space="preserve">Initial committed term</w:t>
             </w:r>
           </w:p>
         </w:tc>
@@ -1498,29 +1303,29 @@
               <w:pStyle w:val="Compact"/>
             </w:pPr>
             <w:r>
-              <w:t xml:space="preserve">Regulatory fine indemnification</w:t>
-            </w:r>
-          </w:p>
-        </w:tc>
-        <w:tc>
-          <w:tcPr/>
-          <w:p>
-            <w:pPr>
-              <w:pStyle w:val="Compact"/>
-            </w:pPr>
-            <w:r>
-              <w:t xml:space="preserve">Uncapped</w:t>
-            </w:r>
-          </w:p>
-        </w:tc>
-        <w:tc>
-          <w:tcPr/>
-          <w:p>
-            <w:pPr>
-              <w:pStyle w:val="Compact"/>
-            </w:pPr>
-            <w:r>
-              <w:t xml:space="preserve">Same 24-month cap structure as above</w:t>
+              <w:t xml:space="preserve">4–5 (renewal option)</w:t>
+            </w:r>
+          </w:p>
+        </w:tc>
+        <w:tc>
+          <w:tcPr/>
+          <w:p>
+            <w:pPr>
+              <w:pStyle w:val="Compact"/>
+            </w:pPr>
+            <w:r>
+              <w:t xml:space="preserve">$615,000/year, fixed</w:t>
+            </w:r>
+          </w:p>
+        </w:tc>
+        <w:tc>
+          <w:tcPr/>
+          <w:p>
+            <w:pPr>
+              <w:pStyle w:val="Compact"/>
+            </w:pPr>
+            <w:r>
+              <w:t xml:space="preserve">We propose holding renewal pricing flat at the Year 3 rate rather than applying our standard escalator, given your no-escalator requirement — this needs pricing committee sign-off but we intend to seek it given the deal’s size and reference value</w:t>
             </w:r>
           </w:p>
         </w:tc>
@@ -1533,192 +1338,92 @@
               <w:pStyle w:val="Compact"/>
             </w:pPr>
             <w:r>
-              <w:t xml:space="preserve">IP ownership</w:t>
-            </w:r>
-          </w:p>
-        </w:tc>
-        <w:tc>
-          <w:tcPr/>
-          <w:p>
-            <w:pPr>
-              <w:pStyle w:val="Compact"/>
-            </w:pPr>
-            <w:r>
-              <w:t xml:space="preserve">All work product vests in Acme</w:t>
-            </w:r>
-          </w:p>
-        </w:tc>
-        <w:tc>
-          <w:tcPr/>
-          <w:p>
-            <w:pPr>
-              <w:pStyle w:val="Compact"/>
-            </w:pPr>
-            <w:r>
-              <w:t xml:space="preserve">Platform IP stays ours; Acme owns its data; custom configurations/integrations/reports built for Acme are licensed to Acme for their internal use — the same license-back model Stark Industries accepted in a comparable negotiation</w:t>
-            </w:r>
-          </w:p>
-        </w:tc>
-      </w:tr>
-      <w:tr>
-        <w:tc>
-          <w:tcPr/>
-          <w:p>
-            <w:pPr>
-              <w:pStyle w:val="Compact"/>
-            </w:pPr>
-            <w:r>
-              <w:t xml:space="preserve">Audit rights</w:t>
-            </w:r>
-          </w:p>
-        </w:tc>
-        <w:tc>
-          <w:tcPr/>
-          <w:p>
-            <w:pPr>
-              <w:pStyle w:val="Compact"/>
-            </w:pPr>
-            <w:r>
-              <w:t xml:space="preserve">Unannounced, up to 4x/year, vendor pays</w:t>
-            </w:r>
-          </w:p>
-        </w:tc>
-        <w:tc>
-          <w:tcPr/>
-          <w:p>
-            <w:pPr>
-              <w:pStyle w:val="Compact"/>
-            </w:pPr>
-            <w:r>
-              <w:t xml:space="preserve">30 days’ notice, 2 audits/year included at no cost, additional audits customer-funded; we audit our own subprocessors rather than granting direct access to them</w:t>
-            </w:r>
-          </w:p>
-        </w:tc>
-      </w:tr>
-      <w:tr>
-        <w:tc>
-          <w:tcPr/>
-          <w:p>
-            <w:pPr>
-              <w:pStyle w:val="Compact"/>
-            </w:pPr>
-            <w:r>
-              <w:t xml:space="preserve">Termination for convenience</w:t>
-            </w:r>
-          </w:p>
-        </w:tc>
-        <w:tc>
-          <w:tcPr/>
-          <w:p>
-            <w:pPr>
-              <w:pStyle w:val="Compact"/>
-            </w:pPr>
-            <w:r>
-              <w:t xml:space="preserve">Any time, 30 days’ notice, no fees</w:t>
-            </w:r>
-          </w:p>
-        </w:tc>
-        <w:tc>
-          <w:tcPr/>
-          <w:p>
-            <w:pPr>
-              <w:pStyle w:val="Compact"/>
-            </w:pPr>
-            <w:r>
-              <w:t xml:space="preserve">We propose 90 days’ notice (standard) with a fallback to 60 days if needed to close; no penalty fees either way — full alignment on the</w:t>
-            </w:r>
-            <w:r>
-              <w:t xml:space="preserve"> </w:t>
-            </w:r>
-            <w:r>
-              <w:t xml:space="preserve">“no early termination fee”</w:t>
-            </w:r>
-            <w:r>
-              <w:t xml:space="preserve"> </w:t>
-            </w:r>
-            <w:r>
-              <w:t xml:space="preserve">principle</w:t>
-            </w:r>
-          </w:p>
-        </w:tc>
-      </w:tr>
-      <w:tr>
-        <w:tc>
-          <w:tcPr/>
-          <w:p>
-            <w:pPr>
-              <w:pStyle w:val="Compact"/>
-            </w:pPr>
-            <w:r>
-              <w:t xml:space="preserve">SLA remedy</w:t>
-            </w:r>
-          </w:p>
-        </w:tc>
-        <w:tc>
-          <w:tcPr/>
-          <w:p>
-            <w:pPr>
-              <w:pStyle w:val="Compact"/>
-            </w:pPr>
-            <w:r>
-              <w:t xml:space="preserve">99.99% uptime; any SLA miss triggers immediate termination + full refund</w:t>
-            </w:r>
-          </w:p>
-        </w:tc>
-        <w:tc>
-          <w:tcPr/>
-          <w:p>
-            <w:pPr>
-              <w:pStyle w:val="Compact"/>
-            </w:pPr>
-            <w:r>
-              <w:t xml:space="preserve">We commit to 99.99% (multi-region active-active, priced in Section 4.1); remedy for a miss is service credit up to 30% of that month’s fees, not unilateral termination — termination stays available only for a sustained, material pattern of misses</w:t>
-            </w:r>
-          </w:p>
-        </w:tc>
-      </w:tr>
-      <w:tr>
-        <w:tc>
-          <w:tcPr/>
-          <w:p>
-            <w:pPr>
-              <w:pStyle w:val="Compact"/>
-            </w:pPr>
-            <w:r>
-              <w:t xml:space="preserve">Subprocessors</w:t>
-            </w:r>
-          </w:p>
-        </w:tc>
-        <w:tc>
-          <w:tcPr/>
-          <w:p>
-            <w:pPr>
-              <w:pStyle w:val="Compact"/>
-            </w:pPr>
-            <w:r>
-              <w:t xml:space="preserve">Prior written consent required, may be withheld at will</w:t>
-            </w:r>
-          </w:p>
-        </w:tc>
-        <w:tc>
-          <w:tcPr/>
-          <w:p>
-            <w:pPr>
-              <w:pStyle w:val="Compact"/>
-            </w:pPr>
-            <w:r>
-              <w:t xml:space="preserve">Public subprocessor list maintained; 30 days’ advance notice before adding a new one; Acme may object, triggering substitution or a termination right — the same model we run for every enterprise customer</w:t>
+              <w:rPr>
+                <w:b/>
+                <w:bCs/>
+              </w:rPr>
+              <w:t xml:space="preserve">5-year total</w:t>
+            </w:r>
+          </w:p>
+        </w:tc>
+        <w:tc>
+          <w:tcPr/>
+          <w:p>
+            <w:pPr>
+              <w:pStyle w:val="Compact"/>
+            </w:pPr>
+            <w:r>
+              <w:rPr>
+                <w:b/>
+                <w:bCs/>
+              </w:rPr>
+              <w:t xml:space="preserve">$3,075,000</w:t>
+            </w:r>
+          </w:p>
+        </w:tc>
+        <w:tc>
+          <w:tcPr/>
+          <w:p>
+            <w:pPr>
+              <w:pStyle w:val="Compact"/>
+            </w:pPr>
+            <w:r>
+              <w:t xml:space="preserve">Fully fixed, no escalators, subject to committee approval of the renewal-year waiver</w:t>
             </w:r>
           </w:p>
         </w:tc>
       </w:tr>
     </w:tbl>
-    <w:p>
-      <w:pPr>
-        <w:pStyle w:val="BodyText"/>
-      </w:pPr>
-      <w:r>
-        <w:t xml:space="preserve">Full reasoning and severity ratings for each of these are in the internal risk assessment; we’re summarizing our position here so Acme’s legal and procurement teams see it early rather than in a redline exchange after signature.</w:t>
+    <w:bookmarkEnd w:id="17"/>
+    <w:bookmarkStart w:id="18" w:name="payment-terms"/>
+    <w:p>
+      <w:pPr>
+        <w:pStyle w:val="Heading3"/>
+      </w:pPr>
+      <w:r>
+        <w:t xml:space="preserve">4.4 Payment terms</w:t>
+      </w:r>
+    </w:p>
+    <w:p>
+      <w:pPr>
+        <w:pStyle w:val="FirstParagraph"/>
+      </w:pPr>
+      <w:r>
+        <w:t xml:space="preserve">Your RFP requests Net 90 billed annually in advance. Net 90 falls outside terms we can commit to broadly. Given Acme’s scale and credit profile, we can offer</w:t>
+      </w:r>
+      <w:r>
+        <w:t xml:space="preserve"> </w:t>
+      </w:r>
+      <w:r>
+        <w:rPr>
+          <w:b/>
+          <w:bCs/>
+        </w:rPr>
+        <w:t xml:space="preserve">Net 60</w:t>
+      </w:r>
+      <w:r>
+        <w:t xml:space="preserve"> </w:t>
+      </w:r>
+      <w:r>
+        <w:t xml:space="preserve">— our maximum standard concession, normally reserved for large, strong-credit accounts. We propose annual billing in advance with Net 60 payment.</w:t>
+      </w:r>
+    </w:p>
+    <w:bookmarkEnd w:id="18"/>
+    <w:bookmarkStart w:id="19" w:name="most-favoured-nation-clause"/>
+    <w:p>
+      <w:pPr>
+        <w:pStyle w:val="Heading3"/>
+      </w:pPr>
+      <w:r>
+        <w:t xml:space="preserve">4.5 Most Favoured Nation clause</w:t>
+      </w:r>
+    </w:p>
+    <w:p>
+      <w:pPr>
+        <w:pStyle w:val="FirstParagraph"/>
+      </w:pPr>
+      <w:r>
+        <w:t xml:space="preserve">We are not able to offer an MFN warranty (pricing no less favourable than any comparable customer). This is a clause we decline on all deals, including this one — our discount structure already reflects deal-specific factors (size, term, reference value) that make cross-customer pricing comparisons unworkable in practice. We’re glad to discuss alternative assurances, such as most-favoured pricing among your specific named competitor set, if useful.</w:t>
       </w:r>
     </w:p>
     <w:p>
@@ -1729,13 +1434,157 @@
       </w:r>
     </w:p>
     <w:bookmarkEnd w:id="19"/>
-    <w:bookmarkStart w:id="20" w:name="risks-mitigations"/>
+    <w:bookmarkEnd w:id="20"/>
+    <w:bookmarkStart w:id="21" w:name="contract-approach"/>
     <w:p>
       <w:pPr>
         <w:pStyle w:val="Heading2"/>
       </w:pPr>
       <w:r>
-        <w:t xml:space="preserve">6. Risks &amp; Mitigations</w:t>
+        <w:t xml:space="preserve">5. Contract Approach</w:t>
+      </w:r>
+    </w:p>
+    <w:p>
+      <w:pPr>
+        <w:pStyle w:val="FirstParagraph"/>
+      </w:pPr>
+      <w:r>
+        <w:t xml:space="preserve">We propose a Master Services Agreement with an order form referencing this proposal, plus a Data Processing Agreement (DPA) covering EU residency commitments. Key terms we propose, alongside where we differ from your draft requirements (full detail in §6):</w:t>
+      </w:r>
+    </w:p>
+    <w:p>
+      <w:pPr>
+        <w:pStyle w:val="Compact"/>
+        <w:numPr>
+          <w:ilvl w:val="0"/>
+          <w:numId w:val="1004"/>
+        </w:numPr>
+      </w:pPr>
+      <w:r>
+        <w:rPr>
+          <w:b/>
+          <w:bCs/>
+        </w:rPr>
+        <w:t xml:space="preserve">Term:</w:t>
+      </w:r>
+      <w:r>
+        <w:t xml:space="preserve"> </w:t>
+      </w:r>
+      <w:r>
+        <w:t xml:space="preserve">3-year initial term, 2-year renewal option, pricing fixed as described in §4.3</w:t>
+      </w:r>
+    </w:p>
+    <w:p>
+      <w:pPr>
+        <w:pStyle w:val="Compact"/>
+        <w:numPr>
+          <w:ilvl w:val="0"/>
+          <w:numId w:val="1004"/>
+        </w:numPr>
+      </w:pPr>
+      <w:r>
+        <w:rPr>
+          <w:b/>
+          <w:bCs/>
+        </w:rPr>
+        <w:t xml:space="preserve">Data residency:</w:t>
+      </w:r>
+      <w:r>
+        <w:t xml:space="preserve"> </w:t>
+      </w:r>
+      <w:r>
+        <w:t xml:space="preserve">EU customer data pinned to EU-region tables; US-secondary data in US East — this matches our standard architecture and requires no exception</w:t>
+      </w:r>
+    </w:p>
+    <w:p>
+      <w:pPr>
+        <w:pStyle w:val="Compact"/>
+        <w:numPr>
+          <w:ilvl w:val="0"/>
+          <w:numId w:val="1004"/>
+        </w:numPr>
+      </w:pPr>
+      <w:r>
+        <w:rPr>
+          <w:b/>
+          <w:bCs/>
+        </w:rPr>
+        <w:t xml:space="preserve">Acceptance testing:</w:t>
+      </w:r>
+      <w:r>
+        <w:t xml:space="preserve"> </w:t>
+      </w:r>
+      <w:r>
+        <w:t xml:space="preserve">up to 30 days post-implementation, standard offer</w:t>
+      </w:r>
+    </w:p>
+    <w:p>
+      <w:pPr>
+        <w:pStyle w:val="Compact"/>
+        <w:numPr>
+          <w:ilvl w:val="0"/>
+          <w:numId w:val="1004"/>
+        </w:numPr>
+      </w:pPr>
+      <w:r>
+        <w:rPr>
+          <w:b/>
+          <w:bCs/>
+        </w:rPr>
+        <w:t xml:space="preserve">Volume true-up:</w:t>
+      </w:r>
+      <w:r>
+        <w:t xml:space="preserve"> </w:t>
+      </w:r>
+      <w:r>
+        <w:t xml:space="preserve">annual true-up with 10% buffer above committed volume before overage charges apply</w:t>
+      </w:r>
+    </w:p>
+    <w:p>
+      <w:pPr>
+        <w:pStyle w:val="Compact"/>
+        <w:numPr>
+          <w:ilvl w:val="0"/>
+          <w:numId w:val="1004"/>
+        </w:numPr>
+      </w:pPr>
+      <w:r>
+        <w:rPr>
+          <w:b/>
+          <w:bCs/>
+        </w:rPr>
+        <w:t xml:space="preserve">Governing law:</w:t>
+      </w:r>
+      <w:r>
+        <w:t xml:space="preserve"> </w:t>
+      </w:r>
+      <w:r>
+        <w:t xml:space="preserve">England &amp; Wales for this engagement, given your EU operations footprint — open to discussing Delaware if preferred for the US-entity contracting party</w:t>
+      </w:r>
+    </w:p>
+    <w:p>
+      <w:r>
+        <w:pict>
+          <v:rect style="width:0;height:1.5pt" o:hralign="center" o:hrstd="t" o:hr="t"/>
+        </w:pict>
+      </w:r>
+    </w:p>
+    <w:bookmarkEnd w:id="21"/>
+    <w:bookmarkStart w:id="22" w:name="risks-and-mitigations"/>
+    <w:p>
+      <w:pPr>
+        <w:pStyle w:val="Heading2"/>
+      </w:pPr>
+      <w:r>
+        <w:t xml:space="preserve">6. Risks and Mitigations</w:t>
+      </w:r>
+    </w:p>
+    <w:p>
+      <w:pPr>
+        <w:pStyle w:val="FirstParagraph"/>
+      </w:pPr>
+      <w:r>
+        <w:t xml:space="preserve">We would rather flag contractual gaps now than have them resurface during legal review. Each item below cites our standard position and a proposed counter.</w:t>
       </w:r>
     </w:p>
     <w:tbl>
@@ -1746,8 +1595,11 @@
         <w:tblLook w:firstRow="1" w:lastRow="0" w:firstColumn="0" w:lastColumn="0" w:noHBand="0" w:noVBand="0" w:val="0020"/>
       </w:tblPr>
       <w:tblGrid>
-        <w:gridCol w:w="3960"/>
-        <w:gridCol w:w="3960"/>
+        <w:gridCol w:w="1584"/>
+        <w:gridCol w:w="1584"/>
+        <w:gridCol w:w="1584"/>
+        <w:gridCol w:w="1584"/>
+        <w:gridCol w:w="1584"/>
       </w:tblGrid>
       <w:tr>
         <w:trPr>
@@ -1760,23 +1612,89 @@
               <w:pStyle w:val="Compact"/>
             </w:pPr>
             <w:r>
-              <w:t xml:space="preserve">Risk</w:t>
-            </w:r>
-          </w:p>
-        </w:tc>
-        <w:tc>
-          <w:tcPr/>
-          <w:p>
-            <w:pPr>
-              <w:pStyle w:val="Compact"/>
-            </w:pPr>
-            <w:r>
-              <w:t xml:space="preserve">Our mitigation</w:t>
+              <w:t xml:space="preserve">#</w:t>
+            </w:r>
+          </w:p>
+        </w:tc>
+        <w:tc>
+          <w:tcPr/>
+          <w:p>
+            <w:pPr>
+              <w:pStyle w:val="Compact"/>
+            </w:pPr>
+            <w:r>
+              <w:t xml:space="preserve">RFP term</w:t>
+            </w:r>
+          </w:p>
+        </w:tc>
+        <w:tc>
+          <w:tcPr/>
+          <w:p>
+            <w:pPr>
+              <w:pStyle w:val="Compact"/>
+            </w:pPr>
+            <w:r>
+              <w:t xml:space="preserve">Our standard</w:t>
+            </w:r>
+          </w:p>
+        </w:tc>
+        <w:tc>
+          <w:tcPr/>
+          <w:p>
+            <w:pPr>
+              <w:pStyle w:val="Compact"/>
+            </w:pPr>
+            <w:r>
+              <w:t xml:space="preserve">Severity</w:t>
+            </w:r>
+          </w:p>
+        </w:tc>
+        <w:tc>
+          <w:tcPr/>
+          <w:p>
+            <w:pPr>
+              <w:pStyle w:val="Compact"/>
+            </w:pPr>
+            <w:r>
+              <w:t xml:space="preserve">Proposed counter</w:t>
             </w:r>
           </w:p>
         </w:tc>
       </w:tr>
       <w:tr>
+        <w:tc>
+          <w:tcPr/>
+          <w:p>
+            <w:pPr>
+              <w:pStyle w:val="Compact"/>
+            </w:pPr>
+            <w:r>
+              <w:t xml:space="preserve">1</w:t>
+            </w:r>
+          </w:p>
+        </w:tc>
+        <w:tc>
+          <w:tcPr/>
+          <w:p>
+            <w:pPr>
+              <w:pStyle w:val="Compact"/>
+            </w:pPr>
+            <w:r>
+              <w:t xml:space="preserve">Liability for data breach is uncapped, with full indemnification for regulatory fines and reputational damages</w:t>
+            </w:r>
+          </w:p>
+        </w:tc>
+        <w:tc>
+          <w:tcPr/>
+          <w:p>
+            <w:pPr>
+              <w:pStyle w:val="Compact"/>
+            </w:pPr>
+            <w:r>
+              <w:t xml:space="preserve">Aggregate liability capped at 12 months of fees; higher caps require insurance review</w:t>
+            </w:r>
+          </w:p>
+        </w:tc>
         <w:tc>
           <w:tcPr/>
           <w:p>
@@ -1788,29 +1706,56 @@
                 <w:b/>
                 <w:bCs/>
               </w:rPr>
-              <w:t xml:space="preserve">Discount gap</w:t>
-            </w:r>
-            <w:r>
-              <w:t xml:space="preserve"> </w:t>
-            </w:r>
-            <w:r>
-              <w:t xml:space="preserve">(Acme wants 35%+, we’re offering 28%, ceiling 30%)</w:t>
-            </w:r>
-          </w:p>
-        </w:tc>
-        <w:tc>
-          <w:tcPr/>
-          <w:p>
-            <w:pPr>
-              <w:pStyle w:val="Compact"/>
-            </w:pPr>
-            <w:r>
-              <w:t xml:space="preserve">Anchor the conversation on 5-year TCO (20% of evaluation weight) rather than headline discount; offer a scoped PoC to build confidence ahead of final pricing conversations</w:t>
+              <w:t xml:space="preserve">Blocker</w:t>
+            </w:r>
+          </w:p>
+        </w:tc>
+        <w:tc>
+          <w:tcPr/>
+          <w:p>
+            <w:pPr>
+              <w:pStyle w:val="Compact"/>
+            </w:pPr>
+            <w:r>
+              <w:t xml:space="preserve">Cap liability at 24 months of fees paid, with uncapped carve-outs for gross negligence and IP infringement</w:t>
             </w:r>
           </w:p>
         </w:tc>
       </w:tr>
       <w:tr>
+        <w:tc>
+          <w:tcPr/>
+          <w:p>
+            <w:pPr>
+              <w:pStyle w:val="Compact"/>
+            </w:pPr>
+            <w:r>
+              <w:t xml:space="preserve">2</w:t>
+            </w:r>
+          </w:p>
+        </w:tc>
+        <w:tc>
+          <w:tcPr/>
+          <w:p>
+            <w:pPr>
+              <w:pStyle w:val="Compact"/>
+            </w:pPr>
+            <w:r>
+              <w:t xml:space="preserve">Audit without prior notice, up to 4x/year, vendor bears all costs</w:t>
+            </w:r>
+          </w:p>
+        </w:tc>
+        <w:tc>
+          <w:tcPr/>
+          <w:p>
+            <w:pPr>
+              <w:pStyle w:val="Compact"/>
+            </w:pPr>
+            <w:r>
+              <w:t xml:space="preserve">Customer may audit once/year with 30 days’ notice; customer bears cost of audits beyond the first</w:t>
+            </w:r>
+          </w:p>
+        </w:tc>
         <w:tc>
           <w:tcPr/>
           <w:p>
@@ -1822,51 +1767,78 @@
                 <w:b/>
                 <w:bCs/>
               </w:rPr>
-              <w:t xml:space="preserve">Uncapped liability / indemnification exposure</w:t>
-            </w:r>
-          </w:p>
-        </w:tc>
-        <w:tc>
-          <w:tcPr/>
-          <w:p>
-            <w:pPr>
-              <w:pStyle w:val="Compact"/>
-            </w:pPr>
-            <w:r>
-              <w:t xml:space="preserve">Firm 24-month cap with carve-outs — consistent with our insurance coverage; we’ve closed comparable deals (Stark Industries) with equivalent terms</w:t>
-            </w:r>
-          </w:p>
-        </w:tc>
-      </w:tr>
-      <w:tr>
-        <w:tc>
-          <w:tcPr/>
-          <w:p>
-            <w:pPr>
-              <w:pStyle w:val="Compact"/>
-            </w:pPr>
+              <w:t xml:space="preserve">Blocker</w:t>
+            </w:r>
+            <w:r>
+              <w:t xml:space="preserve"> </w:t>
+            </w:r>
+            <w:r>
+              <w:t xml:space="preserve">(no-notice) /</w:t>
+            </w:r>
+            <w:r>
+              <w:t xml:space="preserve"> </w:t>
+            </w:r>
             <w:r>
               <w:rPr>
                 <w:b/>
                 <w:bCs/>
               </w:rPr>
-              <w:t xml:space="preserve">IP assignment demand</w:t>
-            </w:r>
-          </w:p>
-        </w:tc>
-        <w:tc>
-          <w:tcPr/>
-          <w:p>
-            <w:pPr>
-              <w:pStyle w:val="Compact"/>
-            </w:pPr>
-            <w:r>
-              <w:t xml:space="preserve">License-back model in place of full assignment; precedent exists (Stark Industries)</w:t>
+              <w:t xml:space="preserve">Negotiable</w:t>
+            </w:r>
+            <w:r>
+              <w:t xml:space="preserve"> </w:t>
+            </w:r>
+            <w:r>
+              <w:t xml:space="preserve">(frequency, cost)</w:t>
+            </w:r>
+          </w:p>
+        </w:tc>
+        <w:tc>
+          <w:tcPr/>
+          <w:p>
+            <w:pPr>
+              <w:pStyle w:val="Compact"/>
+            </w:pPr>
+            <w:r>
+              <w:t xml:space="preserve">30 days’ notice for all audits; up to 2 audits/year included, additional audits at customer’s cost</w:t>
             </w:r>
           </w:p>
         </w:tc>
       </w:tr>
       <w:tr>
+        <w:tc>
+          <w:tcPr/>
+          <w:p>
+            <w:pPr>
+              <w:pStyle w:val="Compact"/>
+            </w:pPr>
+            <w:r>
+              <w:t xml:space="preserve">3</w:t>
+            </w:r>
+          </w:p>
+        </w:tc>
+        <w:tc>
+          <w:tcPr/>
+          <w:p>
+            <w:pPr>
+              <w:pStyle w:val="Compact"/>
+            </w:pPr>
+            <w:r>
+              <w:t xml:space="preserve">Any SLA failure of any duration entitles immediate termination + full month’s refund</w:t>
+            </w:r>
+          </w:p>
+        </w:tc>
+        <w:tc>
+          <w:tcPr/>
+          <w:p>
+            <w:pPr>
+              <w:pStyle w:val="Compact"/>
+            </w:pPr>
+            <w:r>
+              <w:t xml:space="preserve">99.95% monthly uptime; service credits up to 30% of monthly fees as sole remedy</w:t>
+            </w:r>
+          </w:p>
+        </w:tc>
         <w:tc>
           <w:tcPr/>
           <w:p>
@@ -1878,23 +1850,56 @@
                 <w:b/>
                 <w:bCs/>
               </w:rPr>
-              <w:t xml:space="preserve">99.99% SLA is outside our standard tier</w:t>
-            </w:r>
-          </w:p>
-        </w:tc>
-        <w:tc>
-          <w:tcPr/>
-          <w:p>
-            <w:pPr>
-              <w:pStyle w:val="Compact"/>
-            </w:pPr>
-            <w:r>
-              <w:t xml:space="preserve">Priced explicitly as a multi-region active-active add-on rather than silently over-promised; architecture already required for EU/US residency split, so incremental cost is contained</w:t>
+              <w:t xml:space="preserve">Blocker</w:t>
+            </w:r>
+          </w:p>
+        </w:tc>
+        <w:tc>
+          <w:tcPr/>
+          <w:p>
+            <w:pPr>
+              <w:pStyle w:val="Compact"/>
+            </w:pPr>
+            <w:r>
+              <w:t xml:space="preserve">Service credits (up to 30%) as primary remedy; termination right reserved for repeated failures (3+ consecutive months) via standard material-breach/cure process</w:t>
             </w:r>
           </w:p>
         </w:tc>
       </w:tr>
       <w:tr>
+        <w:tc>
+          <w:tcPr/>
+          <w:p>
+            <w:pPr>
+              <w:pStyle w:val="Compact"/>
+            </w:pPr>
+            <w:r>
+              <w:t xml:space="preserve">4</w:t>
+            </w:r>
+          </w:p>
+        </w:tc>
+        <w:tc>
+          <w:tcPr/>
+          <w:p>
+            <w:pPr>
+              <w:pStyle w:val="Compact"/>
+            </w:pPr>
+            <w:r>
+              <w:t xml:space="preserve">All work product (custom development, configurations, integrations) vests in Acme upon creation</w:t>
+            </w:r>
+          </w:p>
+        </w:tc>
+        <w:tc>
+          <w:tcPr/>
+          <w:p>
+            <w:pPr>
+              <w:pStyle w:val="Compact"/>
+            </w:pPr>
+            <w:r>
+              <w:t xml:space="preserve">We retain platform IP; customer-specific configurations/integrations are licensed, not assigned</w:t>
+            </w:r>
+          </w:p>
+        </w:tc>
         <w:tc>
           <w:tcPr/>
           <w:p>
@@ -1906,23 +1911,56 @@
                 <w:b/>
                 <w:bCs/>
               </w:rPr>
-              <w:t xml:space="preserve">Query performance on cold/historical data beyond the 10TB warm-cache guarantee</w:t>
-            </w:r>
-          </w:p>
-        </w:tc>
-        <w:tc>
-          <w:tcPr/>
-          <w:p>
-            <w:pPr>
-              <w:pStyle w:val="Compact"/>
-            </w:pPr>
-            <w:r>
-              <w:t xml:space="preserve">Recommend validating actual query patterns during a PoC; tune partitioning/caching before go-live if needed</w:t>
+              <w:t xml:space="preserve">Blocker</w:t>
+            </w:r>
+          </w:p>
+        </w:tc>
+        <w:tc>
+          <w:tcPr/>
+          <w:p>
+            <w:pPr>
+              <w:pStyle w:val="Compact"/>
+            </w:pPr>
+            <w:r>
+              <w:t xml:space="preserve">Perpetual, royalty-free license to Acme for all custom configurations/integrations built for this engagement; underlying platform IP remains ours</w:t>
             </w:r>
           </w:p>
         </w:tc>
       </w:tr>
       <w:tr>
+        <w:tc>
+          <w:tcPr/>
+          <w:p>
+            <w:pPr>
+              <w:pStyle w:val="Compact"/>
+            </w:pPr>
+            <w:r>
+              <w:t xml:space="preserve">5</w:t>
+            </w:r>
+          </w:p>
+        </w:tc>
+        <w:tc>
+          <w:tcPr/>
+          <w:p>
+            <w:pPr>
+              <w:pStyle w:val="Compact"/>
+            </w:pPr>
+            <w:r>
+              <w:t xml:space="preserve">Prior written consent required for any subprocessor, withholdable at Acme’s sole discretion</w:t>
+            </w:r>
+          </w:p>
+        </w:tc>
+        <w:tc>
+          <w:tcPr/>
+          <w:p>
+            <w:pPr>
+              <w:pStyle w:val="Compact"/>
+            </w:pPr>
+            <w:r>
+              <w:t xml:space="preserve">Public subprocessor list; 30 days’ advance notice of new subprocessors; customer may object</w:t>
+            </w:r>
+          </w:p>
+        </w:tc>
         <w:tc>
           <w:tcPr/>
           <w:p>
@@ -1934,23 +1972,56 @@
                 <w:b/>
                 <w:bCs/>
               </w:rPr>
-              <w:t xml:space="preserve">Migration risk off Teradata by 2027 deadline</w:t>
-            </w:r>
-          </w:p>
-        </w:tc>
-        <w:tc>
-          <w:tcPr/>
-          <w:p>
-            <w:pPr>
-              <w:pStyle w:val="Compact"/>
-            </w:pPr>
-            <w:r>
-              <w:t xml:space="preserve">Phased plan (Section 3.3/7): 8 weeks to first production workload, 16 weeks for full legacy warehouse migration — comfortably inside Acme’s 2027 decommission window</w:t>
+              <w:t xml:space="preserve">Blocker</w:t>
+            </w:r>
+          </w:p>
+        </w:tc>
+        <w:tc>
+          <w:tcPr/>
+          <w:p>
+            <w:pPr>
+              <w:pStyle w:val="Compact"/>
+            </w:pPr>
+            <w:r>
+              <w:t xml:space="preserve">30-day advance notice with objection right; we substitute the subprocessor or allow termination of the affected service component</w:t>
             </w:r>
           </w:p>
         </w:tc>
       </w:tr>
       <w:tr>
+        <w:tc>
+          <w:tcPr/>
+          <w:p>
+            <w:pPr>
+              <w:pStyle w:val="Compact"/>
+            </w:pPr>
+            <w:r>
+              <w:t xml:space="preserve">6</w:t>
+            </w:r>
+          </w:p>
+        </w:tc>
+        <w:tc>
+          <w:tcPr/>
+          <w:p>
+            <w:pPr>
+              <w:pStyle w:val="Compact"/>
+            </w:pPr>
+            <w:r>
+              <w:t xml:space="preserve">Termination for any reason (or none) on 30 days’ notice, no fees</w:t>
+            </w:r>
+          </w:p>
+        </w:tc>
+        <w:tc>
+          <w:tcPr/>
+          <w:p>
+            <w:pPr>
+              <w:pStyle w:val="Compact"/>
+            </w:pPr>
+            <w:r>
+              <w:t xml:space="preserve">Termination for convenience on 90 days’ notice</w:t>
+            </w:r>
+          </w:p>
+        </w:tc>
         <w:tc>
           <w:tcPr/>
           <w:p>
@@ -1962,23 +2033,56 @@
                 <w:b/>
                 <w:bCs/>
               </w:rPr>
-              <w:t xml:space="preserve">Net 90 payment ask vs. our working-capital constraints</w:t>
-            </w:r>
-          </w:p>
-        </w:tc>
-        <w:tc>
-          <w:tcPr/>
-          <w:p>
-            <w:pPr>
-              <w:pStyle w:val="Compact"/>
-            </w:pPr>
-            <w:r>
-              <w:t xml:space="preserve">Net 60 offered as the maximum extension; can revisit if Acme is open to alternative structuring (e.g., quarterly billing at the same effective rate)</w:t>
+              <w:t xml:space="preserve">Negotiable</w:t>
+            </w:r>
+          </w:p>
+        </w:tc>
+        <w:tc>
+          <w:tcPr/>
+          <w:p>
+            <w:pPr>
+              <w:pStyle w:val="Compact"/>
+            </w:pPr>
+            <w:r>
+              <w:t xml:space="preserve">60 days’ notice minimum, given the operational lead time our implementation requires</w:t>
             </w:r>
           </w:p>
         </w:tc>
       </w:tr>
       <w:tr>
+        <w:tc>
+          <w:tcPr/>
+          <w:p>
+            <w:pPr>
+              <w:pStyle w:val="Compact"/>
+            </w:pPr>
+            <w:r>
+              <w:t xml:space="preserve">7</w:t>
+            </w:r>
+          </w:p>
+        </w:tc>
+        <w:tc>
+          <w:tcPr/>
+          <w:p>
+            <w:pPr>
+              <w:pStyle w:val="Compact"/>
+            </w:pPr>
+            <w:r>
+              <w:t xml:space="preserve">MFN pricing warranty</w:t>
+            </w:r>
+          </w:p>
+        </w:tc>
+        <w:tc>
+          <w:tcPr/>
+          <w:p>
+            <w:pPr>
+              <w:pStyle w:val="Compact"/>
+            </w:pPr>
+            <w:r>
+              <w:t xml:space="preserve">Never offered</w:t>
+            </w:r>
+          </w:p>
+        </w:tc>
         <w:tc>
           <w:tcPr/>
           <w:p>
@@ -1990,337 +2094,356 @@
                 <w:b/>
                 <w:bCs/>
               </w:rPr>
-              <w:t xml:space="preserve">Competitive pressure from Fabric’s</w:t>
-            </w:r>
+              <w:t xml:space="preserve">Blocker</w:t>
+            </w:r>
+          </w:p>
+        </w:tc>
+        <w:tc>
+          <w:tcPr/>
+          <w:p>
+            <w:pPr>
+              <w:pStyle w:val="Compact"/>
+            </w:pPr>
+            <w:r>
+              <w:t xml:space="preserve">Declined; alternative narrower assurance available (see §4.5)</w:t>
+            </w:r>
+          </w:p>
+        </w:tc>
+      </w:tr>
+      <w:tr>
+        <w:tc>
+          <w:tcPr/>
+          <w:p>
+            <w:pPr>
+              <w:pStyle w:val="Compact"/>
+            </w:pPr>
+            <w:r>
+              <w:t xml:space="preserve">8</w:t>
+            </w:r>
+          </w:p>
+        </w:tc>
+        <w:tc>
+          <w:tcPr/>
+          <w:p>
+            <w:pPr>
+              <w:pStyle w:val="Compact"/>
+            </w:pPr>
+            <w:r>
+              <w:t xml:space="preserve">Payment Net 90, annual in advance</w:t>
+            </w:r>
+          </w:p>
+        </w:tc>
+        <w:tc>
+          <w:tcPr/>
+          <w:p>
+            <w:pPr>
+              <w:pStyle w:val="Compact"/>
+            </w:pPr>
+            <w:r>
+              <w:t xml:space="preserve">Net 30 default; Net 60 max concession</w:t>
+            </w:r>
+          </w:p>
+        </w:tc>
+        <w:tc>
+          <w:tcPr/>
+          <w:p>
+            <w:pPr>
+              <w:pStyle w:val="Compact"/>
+            </w:pPr>
             <w:r>
               <w:rPr>
                 <w:b/>
                 <w:bCs/>
               </w:rPr>
-              <w:t xml:space="preserve"> </w:t>
-            </w:r>
+              <w:t xml:space="preserve">Negotiable</w:t>
+            </w:r>
+          </w:p>
+        </w:tc>
+        <w:tc>
+          <w:tcPr/>
+          <w:p>
+            <w:pPr>
+              <w:pStyle w:val="Compact"/>
+            </w:pPr>
+            <w:r>
+              <w:t xml:space="preserve">Net 60 (already reflected in §4.4)</w:t>
+            </w:r>
+          </w:p>
+        </w:tc>
+      </w:tr>
+      <w:tr>
+        <w:tc>
+          <w:tcPr/>
+          <w:p>
+            <w:pPr>
+              <w:pStyle w:val="Compact"/>
+            </w:pPr>
+            <w:r>
+              <w:t xml:space="preserve">9</w:t>
+            </w:r>
+          </w:p>
+        </w:tc>
+        <w:tc>
+          <w:tcPr/>
+          <w:p>
+            <w:pPr>
+              <w:pStyle w:val="Compact"/>
+            </w:pPr>
+            <w:r>
+              <w:t xml:space="preserve">35% minimum discount from list</w:t>
+            </w:r>
+          </w:p>
+        </w:tc>
+        <w:tc>
+          <w:tcPr/>
+          <w:p>
+            <w:pPr>
+              <w:pStyle w:val="Compact"/>
+            </w:pPr>
+            <w:r>
+              <w:t xml:space="preserve">Discount bands cap at 25–30% depending on deal size/strategic status</w:t>
+            </w:r>
+          </w:p>
+        </w:tc>
+        <w:tc>
+          <w:tcPr/>
+          <w:p>
+            <w:pPr>
+              <w:pStyle w:val="Compact"/>
+            </w:pPr>
             <w:r>
               <w:rPr>
                 <w:b/>
                 <w:bCs/>
               </w:rPr>
-              <w:t xml:space="preserve">“free with E5”</w:t>
-            </w:r>
+              <w:t xml:space="preserve">Negotiable, material gap</w:t>
+            </w:r>
+          </w:p>
+        </w:tc>
+        <w:tc>
+          <w:tcPr/>
+          <w:p>
+            <w:pPr>
+              <w:pStyle w:val="Compact"/>
+            </w:pPr>
+            <w:r>
+              <w:t xml:space="preserve">25% strategic offer (§4.2); TCO-based justification for the gap</w:t>
+            </w:r>
+          </w:p>
+        </w:tc>
+      </w:tr>
+      <w:tr>
+        <w:tc>
+          <w:tcPr/>
+          <w:p>
+            <w:pPr>
+              <w:pStyle w:val="Compact"/>
+            </w:pPr>
+            <w:r>
+              <w:t xml:space="preserve">10</w:t>
+            </w:r>
+          </w:p>
+        </w:tc>
+        <w:tc>
+          <w:tcPr/>
+          <w:p>
+            <w:pPr>
+              <w:pStyle w:val="Compact"/>
+            </w:pPr>
+            <w:r>
+              <w:t xml:space="preserve">99.99% uptime requirement</w:t>
+            </w:r>
+          </w:p>
+        </w:tc>
+        <w:tc>
+          <w:tcPr/>
+          <w:p>
+            <w:pPr>
+              <w:pStyle w:val="Compact"/>
+            </w:pPr>
+            <w:r>
+              <w:t xml:space="preserve">Enterprise tier ships at 99.95%; 99.99% is a paid add-on requiring active-active architecture</w:t>
+            </w:r>
+          </w:p>
+        </w:tc>
+        <w:tc>
+          <w:tcPr/>
+          <w:p>
+            <w:pPr>
+              <w:pStyle w:val="Compact"/>
+            </w:pPr>
             <w:r>
               <w:rPr>
                 <w:b/>
                 <w:bCs/>
               </w:rPr>
+              <w:t xml:space="preserve">Negotiable</w:t>
+            </w:r>
+          </w:p>
+        </w:tc>
+        <w:tc>
+          <w:tcPr/>
+          <w:p>
+            <w:pPr>
+              <w:pStyle w:val="Compact"/>
+            </w:pPr>
+            <w:r>
+              <w:t xml:space="preserve">Offered as a priced add-on (§4.1); flag that</w:t>
+            </w:r>
+            <w:r>
               <w:t xml:space="preserve"> </w:t>
             </w:r>
+            <w:r>
+              <w:t xml:space="preserve">“any failure = termination”</w:t>
+            </w:r>
+            <w:r>
+              <w:t xml:space="preserve"> </w:t>
+            </w:r>
+            <w:r>
+              <w:t xml:space="preserve">(item 3) is decoupled from the uptime target itself</w:t>
+            </w:r>
+          </w:p>
+        </w:tc>
+      </w:tr>
+      <w:tr>
+        <w:tc>
+          <w:tcPr/>
+          <w:p>
+            <w:pPr>
+              <w:pStyle w:val="Compact"/>
+            </w:pPr>
+            <w:r>
+              <w:t xml:space="preserve">11</w:t>
+            </w:r>
+          </w:p>
+        </w:tc>
+        <w:tc>
+          <w:tcPr/>
+          <w:p>
+            <w:pPr>
+              <w:pStyle w:val="Compact"/>
+            </w:pPr>
+            <w:r>
+              <w:t xml:space="preserve">3-year term + fixed 5-year pricing with no escalator</w:t>
+            </w:r>
+          </w:p>
+        </w:tc>
+        <w:tc>
+          <w:tcPr/>
+          <w:p>
+            <w:pPr>
+              <w:pStyle w:val="Compact"/>
+            </w:pPr>
+            <w:r>
+              <w:t xml:space="preserve">Standard 3-year discount requires a CPI+2% escalator (capped 5%)</w:t>
+            </w:r>
+          </w:p>
+        </w:tc>
+        <w:tc>
+          <w:tcPr/>
+          <w:p>
+            <w:pPr>
+              <w:pStyle w:val="Compact"/>
+            </w:pPr>
             <w:r>
               <w:rPr>
                 <w:b/>
                 <w:bCs/>
               </w:rPr>
-              <w:t xml:space="preserve">narrative</w:t>
-            </w:r>
-          </w:p>
-        </w:tc>
-        <w:tc>
-          <w:tcPr/>
-          <w:p>
-            <w:pPr>
-              <w:pStyle w:val="Compact"/>
-            </w:pPr>
-            <w:r>
-              <w:t xml:space="preserve">Lead with independently-verified TCO model, not list-price comparison; this is the same play that beat Fabric at Initech Sensors</w:t>
+              <w:t xml:space="preserve">Negotiable</w:t>
+            </w:r>
+          </w:p>
+        </w:tc>
+        <w:tc>
+          <w:tcPr/>
+          <w:p>
+            <w:pPr>
+              <w:pStyle w:val="Compact"/>
+            </w:pPr>
+            <w:r>
+              <w:t xml:space="preserve">Proposed waiver of escalator for Years 4–5, pending pricing committee approval (§4.3)</w:t>
+            </w:r>
+          </w:p>
+        </w:tc>
+      </w:tr>
+      <w:tr>
+        <w:tc>
+          <w:tcPr/>
+          <w:p>
+            <w:pPr>
+              <w:pStyle w:val="Compact"/>
+            </w:pPr>
+            <w:r>
+              <w:t xml:space="preserve">12</w:t>
+            </w:r>
+          </w:p>
+        </w:tc>
+        <w:tc>
+          <w:tcPr/>
+          <w:p>
+            <w:pPr>
+              <w:pStyle w:val="Compact"/>
+            </w:pPr>
+            <w:r>
+              <w:t xml:space="preserve">EU data residency, multi-region EU/US</w:t>
+            </w:r>
+          </w:p>
+        </w:tc>
+        <w:tc>
+          <w:tcPr/>
+          <w:p>
+            <w:pPr>
+              <w:pStyle w:val="Compact"/>
+            </w:pPr>
+            <w:r>
+              <w:t xml:space="preserve">Matches our standard per-table residency architecture</w:t>
+            </w:r>
+          </w:p>
+        </w:tc>
+        <w:tc>
+          <w:tcPr/>
+          <w:p>
+            <w:pPr>
+              <w:pStyle w:val="Compact"/>
+            </w:pPr>
+            <w:r>
+              <w:rPr>
+                <w:b/>
+                <w:bCs/>
+              </w:rPr>
+              <w:t xml:space="preserve">Acceptable</w:t>
+            </w:r>
+          </w:p>
+        </w:tc>
+        <w:tc>
+          <w:tcPr/>
+          <w:p>
+            <w:pPr>
+              <w:pStyle w:val="Compact"/>
+            </w:pPr>
+            <w:r>
+              <w:t xml:space="preserve">No exception needed</w:t>
             </w:r>
           </w:p>
         </w:tc>
       </w:tr>
     </w:tbl>
     <w:p>
-      <w:r>
-        <w:pict>
-          <v:rect style="width:0;height:1.5pt" o:hralign="center" o:hrstd="t" o:hr="t"/>
-        </w:pict>
-      </w:r>
-    </w:p>
-    <w:bookmarkEnd w:id="20"/>
-    <w:bookmarkStart w:id="21" w:name="implementation-plan-high-level"/>
-    <w:p>
-      <w:pPr>
-        <w:pStyle w:val="Heading2"/>
-      </w:pPr>
-      <w:r>
-        <w:t xml:space="preserve">7. Implementation Plan (High-Level)</w:t>
-      </w:r>
-    </w:p>
-    <w:tbl>
-      <w:tblPr>
-        <w:tblStyle w:val="Table"/>
-        <w:tblW w:type="pct" w:w="5000"/>
-        <w:tblLayout w:type="fixed"/>
-        <w:tblLook w:firstRow="1" w:lastRow="0" w:firstColumn="0" w:lastColumn="0" w:noHBand="0" w:noVBand="0" w:val="0020"/>
-      </w:tblPr>
-      <w:tblGrid>
-        <w:gridCol w:w="3960"/>
-        <w:gridCol w:w="3960"/>
-      </w:tblGrid>
-      <w:tr>
-        <w:trPr>
-          <w:tblHeader w:val="on"/>
-        </w:trPr>
-        <w:tc>
-          <w:tcPr/>
-          <w:p>
-            <w:pPr>
-              <w:pStyle w:val="Compact"/>
-            </w:pPr>
-            <w:r>
-              <w:t xml:space="preserve">Milestone</w:t>
-            </w:r>
-          </w:p>
-        </w:tc>
-        <w:tc>
-          <w:tcPr/>
-          <w:p>
-            <w:pPr>
-              <w:pStyle w:val="Compact"/>
-            </w:pPr>
-            <w:r>
-              <w:t xml:space="preserve">Timeline</w:t>
-            </w:r>
-          </w:p>
-        </w:tc>
-      </w:tr>
-      <w:tr>
-        <w:tc>
-          <w:tcPr/>
-          <w:p>
-            <w:pPr>
-              <w:pStyle w:val="Compact"/>
-            </w:pPr>
-            <w:r>
-              <w:t xml:space="preserve">Contract signature</w:t>
-            </w:r>
-          </w:p>
-        </w:tc>
-        <w:tc>
-          <w:tcPr/>
-          <w:p>
-            <w:pPr>
-              <w:pStyle w:val="Compact"/>
-            </w:pPr>
-            <w:r>
-              <w:t xml:space="preserve">Target 2026-06-30 (per RFP)</w:t>
-            </w:r>
-          </w:p>
-        </w:tc>
-      </w:tr>
-      <w:tr>
-        <w:tc>
-          <w:tcPr/>
-          <w:p>
-            <w:pPr>
-              <w:pStyle w:val="Compact"/>
-            </w:pPr>
-            <w:r>
-              <w:t xml:space="preserve">Environment provisioning, EU/US multi-region setup, security/compliance sign-off</w:t>
-            </w:r>
-          </w:p>
-        </w:tc>
-        <w:tc>
-          <w:tcPr/>
-          <w:p>
-            <w:pPr>
-              <w:pStyle w:val="Compact"/>
-            </w:pPr>
-            <w:r>
-              <w:t xml:space="preserve">Weeks 1–4</w:t>
-            </w:r>
-          </w:p>
-        </w:tc>
-      </w:tr>
-      <w:tr>
-        <w:tc>
-          <w:tcPr/>
-          <w:p>
-            <w:pPr>
-              <w:pStyle w:val="Compact"/>
-            </w:pPr>
-            <w:r>
-              <w:t xml:space="preserve">First production workload live (subset of IoT ingest + initial BI dashboards)</w:t>
-            </w:r>
-          </w:p>
-        </w:tc>
-        <w:tc>
-          <w:tcPr/>
-          <w:p>
-            <w:pPr>
-              <w:pStyle w:val="Compact"/>
-            </w:pPr>
-            <w:r>
-              <w:t xml:space="preserve">Week 8</w:t>
-            </w:r>
-          </w:p>
-        </w:tc>
-      </w:tr>
-      <w:tr>
-        <w:tc>
-          <w:tcPr/>
-          <w:p>
-            <w:pPr>
-              <w:pStyle w:val="Compact"/>
-            </w:pPr>
-            <w:r>
-              <w:t xml:space="preserve">Full batch ETL cutover (30+ sources)</w:t>
-            </w:r>
-          </w:p>
-        </w:tc>
-        <w:tc>
-          <w:tcPr/>
-          <w:p>
-            <w:pPr>
-              <w:pStyle w:val="Compact"/>
-            </w:pPr>
-            <w:r>
-              <w:t xml:space="preserve">Weeks 9–14</w:t>
-            </w:r>
-          </w:p>
-        </w:tc>
-      </w:tr>
-      <w:tr>
-        <w:tc>
-          <w:tcPr/>
-          <w:p>
-            <w:pPr>
-              <w:pStyle w:val="Compact"/>
-            </w:pPr>
-            <w:r>
-              <w:t xml:space="preserve">Full legacy Teradata migration complete</w:t>
-            </w:r>
-          </w:p>
-        </w:tc>
-        <w:tc>
-          <w:tcPr/>
-          <w:p>
-            <w:pPr>
-              <w:pStyle w:val="Compact"/>
-            </w:pPr>
-            <w:r>
-              <w:t xml:space="preserve">Week 16</w:t>
-            </w:r>
-          </w:p>
-        </w:tc>
-      </w:tr>
-      <w:tr>
-        <w:tc>
-          <w:tcPr/>
-          <w:p>
-            <w:pPr>
-              <w:pStyle w:val="Compact"/>
-            </w:pPr>
-            <w:r>
-              <w:t xml:space="preserve">Predictive maintenance ML pipeline enablement (when Acme activates the program)</w:t>
-            </w:r>
-          </w:p>
-        </w:tc>
-        <w:tc>
-          <w:tcPr/>
-          <w:p>
-            <w:pPr>
-              <w:pStyle w:val="Compact"/>
-            </w:pPr>
-            <w:r>
-              <w:t xml:space="preserve">Post-migration, on request</w:t>
-            </w:r>
-          </w:p>
-        </w:tc>
-      </w:tr>
-    </w:tbl>
-    <w:p>
       <w:pPr>
         <w:pStyle w:val="BodyText"/>
       </w:pPr>
       <w:r>
-        <w:t xml:space="preserve">This timeline is consistent with our typical delivery pattern for customers of Acme’s scale and complexity, and lands well ahead of the 2027 Teradata decommission deadline.</w:t>
-      </w:r>
-    </w:p>
-    <w:p>
-      <w:r>
-        <w:pict>
-          <v:rect style="width:0;height:1.5pt" o:hralign="center" o:hrstd="t" o:hr="t"/>
-        </w:pict>
-      </w:r>
-    </w:p>
-    <w:bookmarkEnd w:id="21"/>
-    <w:bookmarkStart w:id="22" w:name="references"/>
-    <w:p>
-      <w:pPr>
-        <w:pStyle w:val="Heading2"/>
-      </w:pPr>
-      <w:r>
-        <w:t xml:space="preserve">8. References</w:t>
-      </w:r>
-    </w:p>
-    <w:p>
-      <w:pPr>
-        <w:pStyle w:val="FirstParagraph"/>
-      </w:pPr>
-      <w:r>
-        <w:t xml:space="preserve">Available on request, consistent with the RFP’s requirement for three customer references of similar scale with Power BI and Azure in their stack:</w:t>
-      </w:r>
-    </w:p>
-    <w:p>
-      <w:pPr>
-        <w:pStyle w:val="Compact"/>
-        <w:numPr>
-          <w:ilvl w:val="0"/>
-          <w:numId w:val="1004"/>
-        </w:numPr>
-      </w:pPr>
-      <w:r>
-        <w:t xml:space="preserve">Initech Sensors (Industrial/IoT — closest profile match)</w:t>
-      </w:r>
-    </w:p>
-    <w:p>
-      <w:pPr>
-        <w:pStyle w:val="Compact"/>
-        <w:numPr>
-          <w:ilvl w:val="0"/>
-          <w:numId w:val="1004"/>
-        </w:numPr>
-      </w:pPr>
-      <w:r>
-        <w:t xml:space="preserve">Globex Manufacturing (Industrial)</w:t>
-      </w:r>
-    </w:p>
-    <w:p>
-      <w:pPr>
-        <w:pStyle w:val="Compact"/>
-        <w:numPr>
-          <w:ilvl w:val="0"/>
-          <w:numId w:val="1004"/>
-        </w:numPr>
-      </w:pPr>
-      <w:r>
-        <w:t xml:space="preserve">A third reference to be confirmed based on Acme’s preferred vertical focus</w:t>
-      </w:r>
-    </w:p>
-    <w:p>
-      <w:r>
-        <w:pict>
-          <v:rect style="width:0;height:1.5pt" o:hralign="center" o:hrstd="t" o:hr="t"/>
-        </w:pict>
-      </w:r>
-    </w:p>
-    <w:p>
-      <w:pPr>
-        <w:pStyle w:val="FirstParagraph"/>
-      </w:pPr>
-      <w:r>
         <w:rPr>
-          <w:i/>
-          <w:iCs/>
+          <w:b/>
+          <w:bCs/>
         </w:rPr>
-        <w:t xml:space="preserve">BTS-Synthetic — prepared in response to Acme Corp RFP, issued 2026-05-12.</w:t>
+        <w:t xml:space="preserve">Net assessment:</w:t>
+      </w:r>
+      <w:r>
+        <w:t xml:space="preserve"> </w:t>
+      </w:r>
+      <w:r>
+        <w:t xml:space="preserve">Items 1, 2, 3, 4, 5, and 7 are hard blockers under our current insurance, IP, and governance posture and cannot be accepted as drafted — they are common negotiation points, though, and we have closed comparable deals (e.g., Stark Industries on IP; Initech Sensors on discount) by reaching acceptable middle ground on each. Items 8–11 are commercial gaps we can close partially but likely not fully to Acme’s opening position. We recommend Acme’s evaluation committee weigh this proposal on the strength of technical fit and 5-year TCO (55% of stated evaluation weight) against the commercial and legal gaps identified above, which we believe are resolvable in negotiation but should be surfaced now rather than at contract signature.</w:t>
       </w:r>
     </w:p>
     <w:bookmarkEnd w:id="22"/>
@@ -2538,6 +2661,91 @@
       </w:rPr>
     </w:lvl>
   </w:abstractNum>
+  <w:abstractNum w:abstractNumId="99411">
+    <w:nsid w:val="00A99411"/>
+    <w:multiLevelType w:val="multilevel"/>
+    <w:lvl w:ilvl="0">
+      <w:start w:val="1"/>
+      <w:numFmt w:val="decimal"/>
+      <w:lvlText w:val="%1."/>
+      <w:lvlJc w:val="left"/>
+      <w:pPr>
+        <w:ind w:left="720" w:hanging="360"/>
+      </w:pPr>
+    </w:lvl>
+    <w:lvl w:ilvl="1">
+      <w:start w:val="1"/>
+      <w:numFmt w:val="decimal"/>
+      <w:lvlText w:val="%2."/>
+      <w:lvlJc w:val="left"/>
+      <w:pPr>
+        <w:ind w:left="1440" w:hanging="360"/>
+      </w:pPr>
+    </w:lvl>
+    <w:lvl w:ilvl="2">
+      <w:start w:val="1"/>
+      <w:numFmt w:val="decimal"/>
+      <w:lvlText w:val="%3."/>
+      <w:lvlJc w:val="left"/>
+      <w:pPr>
+        <w:ind w:left="2160" w:hanging="360"/>
+      </w:pPr>
+    </w:lvl>
+    <w:lvl w:ilvl="3">
+      <w:start w:val="1"/>
+      <w:numFmt w:val="decimal"/>
+      <w:lvlText w:val="%4."/>
+      <w:lvlJc w:val="left"/>
+      <w:pPr>
+        <w:ind w:left="2880" w:hanging="360"/>
+      </w:pPr>
+    </w:lvl>
+    <w:lvl w:ilvl="4">
+      <w:start w:val="1"/>
+      <w:numFmt w:val="decimal"/>
+      <w:lvlText w:val="%5."/>
+      <w:lvlJc w:val="left"/>
+      <w:pPr>
+        <w:ind w:left="3600" w:hanging="360"/>
+      </w:pPr>
+    </w:lvl>
+    <w:lvl w:ilvl="5">
+      <w:start w:val="1"/>
+      <w:numFmt w:val="decimal"/>
+      <w:lvlText w:val="%6."/>
+      <w:lvlJc w:val="left"/>
+      <w:pPr>
+        <w:ind w:left="4320" w:hanging="360"/>
+      </w:pPr>
+    </w:lvl>
+    <w:lvl w:ilvl="6">
+      <w:start w:val="1"/>
+      <w:numFmt w:val="decimal"/>
+      <w:lvlText w:val="%7."/>
+      <w:lvlJc w:val="left"/>
+      <w:pPr>
+        <w:ind w:left="5040" w:hanging="360"/>
+      </w:pPr>
+    </w:lvl>
+    <w:lvl w:ilvl="7">
+      <w:start w:val="1"/>
+      <w:numFmt w:val="decimal"/>
+      <w:lvlText w:val="%8."/>
+      <w:lvlJc w:val="left"/>
+      <w:pPr>
+        <w:ind w:left="5760" w:hanging="360"/>
+      </w:pPr>
+    </w:lvl>
+    <w:lvl w:ilvl="8">
+      <w:start w:val="1"/>
+      <w:numFmt w:val="decimal"/>
+      <w:lvlText w:val="%9."/>
+      <w:lvlJc w:val="left"/>
+      <w:pPr>
+        <w:ind w:left="6480" w:hanging="360"/>
+      </w:pPr>
+    </w:lvl>
+  </w:abstractNum>
   <w:num w:numId="1000">
     <w:abstractNumId w:val="990"/>
   </w:num>
@@ -2548,7 +2756,34 @@
     <w:abstractNumId w:val="991"/>
   </w:num>
   <w:num w:numId="1003">
-    <w:abstractNumId w:val="991"/>
+    <w:abstractNumId w:val="99411"/>
+    <w:lvlOverride w:ilvl="0">
+      <w:startOverride w:val="1"/>
+    </w:lvlOverride>
+    <w:lvlOverride w:ilvl="1">
+      <w:startOverride w:val="1"/>
+    </w:lvlOverride>
+    <w:lvlOverride w:ilvl="2">
+      <w:startOverride w:val="1"/>
+    </w:lvlOverride>
+    <w:lvlOverride w:ilvl="3">
+      <w:startOverride w:val="1"/>
+    </w:lvlOverride>
+    <w:lvlOverride w:ilvl="4">
+      <w:startOverride w:val="1"/>
+    </w:lvlOverride>
+    <w:lvlOverride w:ilvl="5">
+      <w:startOverride w:val="1"/>
+    </w:lvlOverride>
+    <w:lvlOverride w:ilvl="6">
+      <w:startOverride w:val="1"/>
+    </w:lvlOverride>
+    <w:lvlOverride w:ilvl="7">
+      <w:startOverride w:val="1"/>
+    </w:lvlOverride>
+    <w:lvlOverride w:ilvl="8">
+      <w:startOverride w:val="1"/>
+    </w:lvlOverride>
   </w:num>
   <w:num w:numId="1004">
     <w:abstractNumId w:val="991"/>
